--- a/Документация/ТЗ ИнП.docx
+++ b/Документация/ТЗ ИнП.docx
@@ -451,7 +451,6 @@
         </w:rPr>
         <w:t xml:space="preserve"> </w:t>
       </w:r>
-      <w:proofErr w:type="gramStart"/>
       <w:r>
         <w:rPr>
           <w:bCs/>
@@ -460,7 +459,7 @@
           <w:sz w:val="28"/>
           <w:lang w:val="ru-RU"/>
         </w:rPr>
-        <w:t>02</w:t>
+        <w:t>02. УЧЕБНАЯ</w:t>
       </w:r>
       <w:r>
         <w:rPr>
@@ -470,17 +469,6 @@
           <w:sz w:val="28"/>
           <w:lang w:val="ru-RU"/>
         </w:rPr>
-        <w:t>.Учебная</w:t>
-      </w:r>
-      <w:proofErr w:type="gramEnd"/>
-      <w:r>
-        <w:rPr>
-          <w:bCs/>
-          <w:caps/>
-          <w:spacing w:val="20"/>
-          <w:sz w:val="28"/>
-          <w:lang w:val="ru-RU"/>
-        </w:rPr>
         <w:t xml:space="preserve"> практика</w:t>
       </w:r>
     </w:p>
@@ -525,7 +513,25 @@
           <w:szCs w:val="28"/>
           <w:lang w:eastAsia="ru-RU"/>
         </w:rPr>
-        <w:t>Выполнил:</w:t>
+        <w:t>Выполнил</w:t>
+      </w:r>
+      <w:r>
+        <w:rPr>
+          <w:rFonts w:ascii="Times New Roman" w:eastAsia="Times New Roman" w:hAnsi="Times New Roman" w:cs="Times New Roman"/>
+          <w:sz w:val="28"/>
+          <w:szCs w:val="28"/>
+          <w:lang w:eastAsia="ru-RU"/>
+        </w:rPr>
+        <w:t>и</w:t>
+      </w:r>
+      <w:r>
+        <w:rPr>
+          <w:rFonts w:ascii="Times New Roman" w:eastAsia="Times New Roman" w:hAnsi="Times New Roman" w:cs="Times New Roman"/>
+          <w:sz w:val="28"/>
+          <w:szCs w:val="28"/>
+          <w:lang w:eastAsia="ru-RU"/>
+        </w:rPr>
+        <w:t>:</w:t>
       </w:r>
     </w:p>
     <w:p>
@@ -555,6 +561,15 @@
           <w:szCs w:val="28"/>
           <w:lang w:eastAsia="ru-RU"/>
         </w:rPr>
+        <w:t>ы</w:t>
+      </w:r>
+      <w:r>
+        <w:rPr>
+          <w:rFonts w:ascii="Times New Roman" w:eastAsia="Times New Roman" w:hAnsi="Times New Roman" w:cs="Times New Roman"/>
+          <w:sz w:val="28"/>
+          <w:szCs w:val="28"/>
+          <w:lang w:eastAsia="ru-RU"/>
+        </w:rPr>
         <w:t xml:space="preserve"> </w:t>
       </w:r>
       <w:r>
@@ -593,7 +608,7 @@
           <w:rFonts w:ascii="Times New Roman" w:eastAsia="Times New Roman" w:hAnsi="Times New Roman" w:cs="Times New Roman"/>
           <w:sz w:val="28"/>
           <w:szCs w:val="28"/>
-          <w:lang w:eastAsia="ru-RU"/>
+          <w:lang w:val="en-US" w:eastAsia="ru-RU"/>
         </w:rPr>
       </w:pPr>
       <w:r>
@@ -626,6 +641,27 @@
     </w:p>
     <w:p>
       <w:pPr>
+        <w:spacing w:after="0" w:line="240" w:lineRule="auto"/>
+        <w:jc w:val="right"/>
+        <w:rPr>
+          <w:rFonts w:ascii="Times New Roman" w:eastAsia="Times New Roman" w:hAnsi="Times New Roman" w:cs="Times New Roman"/>
+          <w:sz w:val="28"/>
+          <w:szCs w:val="28"/>
+          <w:lang w:eastAsia="ru-RU"/>
+        </w:rPr>
+      </w:pPr>
+      <w:r>
+        <w:rPr>
+          <w:rFonts w:ascii="Times New Roman" w:eastAsia="Times New Roman" w:hAnsi="Times New Roman" w:cs="Times New Roman"/>
+          <w:sz w:val="28"/>
+          <w:szCs w:val="28"/>
+          <w:lang w:eastAsia="ru-RU"/>
+        </w:rPr>
+        <w:t>Остренин Кирилл</w:t>
+      </w:r>
+    </w:p>
+    <w:p>
+      <w:pPr>
         <w:spacing w:before="4080" w:after="0" w:line="240" w:lineRule="auto"/>
         <w:jc w:val="center"/>
         <w:rPr>
@@ -747,12 +783,17 @@
       <w:pPr>
         <w:pStyle w:val="11"/>
         <w:tabs>
+          <w:tab w:val="left" w:pos="440"/>
           <w:tab w:val="right" w:leader="dot" w:pos="9345"/>
         </w:tabs>
         <w:rPr>
-          <w:rFonts w:asciiTheme="minorHAnsi" w:eastAsiaTheme="minorEastAsia" w:hAnsiTheme="minorHAnsi"/>
+          <w:rFonts w:eastAsiaTheme="minorEastAsia" w:cs="Times New Roman"/>
           <w:noProof/>
+          <w:kern w:val="2"/>
+          <w:sz w:val="28"/>
+          <w:szCs w:val="28"/>
           <w:lang w:eastAsia="ru-RU"/>
+          <w14:ligatures w14:val="standardContextual"/>
         </w:rPr>
       </w:pPr>
       <w:r>
@@ -782,92 +823,105 @@
         </w:rPr>
         <w:fldChar w:fldCharType="separate"/>
       </w:r>
-      <w:hyperlink w:anchor="_Toc220959676" w:history="1">
+      <w:hyperlink w:anchor="_Toc229828898" w:history="1">
         <w:r>
           <w:rPr>
             <w:rStyle w:val="a7"/>
             <w:rFonts w:cs="Times New Roman"/>
             <w:noProof/>
+            <w:sz w:val="28"/>
+            <w:szCs w:val="28"/>
           </w:rPr>
           <w:t>1.</w:t>
+        </w:r>
+        <w:r>
+          <w:rPr>
+            <w:rFonts w:eastAsiaTheme="minorEastAsia" w:cs="Times New Roman"/>
+            <w:noProof/>
+            <w:kern w:val="2"/>
+            <w:sz w:val="28"/>
+            <w:szCs w:val="28"/>
+            <w:lang w:eastAsia="ru-RU"/>
+            <w14:ligatures w14:val="standardContextual"/>
+          </w:rPr>
+          <w:tab/>
         </w:r>
         <w:r>
           <w:rPr>
             <w:rStyle w:val="a7"/>
             <w:rFonts w:cs="Times New Roman"/>
             <w:noProof/>
+            <w:sz w:val="28"/>
+            <w:szCs w:val="28"/>
           </w:rPr>
-          <w:t xml:space="preserve"> </w:t>
+          <w:t>ОБЩИЕ СВЕДЕНИЯ</w:t>
         </w:r>
         <w:r>
           <w:rPr>
-            <w:rStyle w:val="a7"/>
             <w:rFonts w:cs="Times New Roman"/>
             <w:noProof/>
-          </w:rPr>
-          <w:t>ОБЩИЕ</w:t>
-        </w:r>
-        <w:r>
-          <w:rPr>
-            <w:rStyle w:val="a7"/>
-            <w:rFonts w:cs="Times New Roman"/>
-            <w:noProof/>
-          </w:rPr>
-          <w:t xml:space="preserve"> </w:t>
-        </w:r>
-        <w:r>
-          <w:rPr>
-            <w:rStyle w:val="a7"/>
-            <w:rFonts w:cs="Times New Roman"/>
-            <w:noProof/>
-          </w:rPr>
-          <w:t>СВЕДЕНИЯ</w:t>
-        </w:r>
-        <w:r>
-          <w:rPr>
-            <w:noProof/>
             <w:webHidden/>
+            <w:sz w:val="28"/>
+            <w:szCs w:val="28"/>
           </w:rPr>
           <w:tab/>
         </w:r>
         <w:r>
           <w:rPr>
+            <w:rFonts w:cs="Times New Roman"/>
             <w:noProof/>
             <w:webHidden/>
+            <w:sz w:val="28"/>
+            <w:szCs w:val="28"/>
           </w:rPr>
           <w:fldChar w:fldCharType="begin"/>
         </w:r>
         <w:r>
           <w:rPr>
+            <w:rFonts w:cs="Times New Roman"/>
             <w:noProof/>
             <w:webHidden/>
+            <w:sz w:val="28"/>
+            <w:szCs w:val="28"/>
           </w:rPr>
-          <w:instrText xml:space="preserve"> PAGEREF _Toc220959676 \h </w:instrText>
+          <w:instrText xml:space="preserve"> PAGEREF _Toc229828898 \h </w:instrText>
         </w:r>
         <w:r>
           <w:rPr>
+            <w:rFonts w:cs="Times New Roman"/>
             <w:noProof/>
             <w:webHidden/>
+            <w:sz w:val="28"/>
+            <w:szCs w:val="28"/>
           </w:rPr>
         </w:r>
         <w:r>
           <w:rPr>
+            <w:rFonts w:cs="Times New Roman"/>
             <w:noProof/>
             <w:webHidden/>
+            <w:sz w:val="28"/>
+            <w:szCs w:val="28"/>
           </w:rPr>
           <w:fldChar w:fldCharType="separate"/>
         </w:r>
         <w:r>
           <w:rPr>
+            <w:rFonts w:cs="Times New Roman"/>
             <w:noProof/>
             <w:webHidden/>
+            <w:sz w:val="28"/>
+            <w:szCs w:val="28"/>
           </w:rPr>
           <w:t>3</w:t>
         </w:r>
         <w:r>
           <w:rPr>
+            <w:rFonts w:cs="Times New Roman"/>
             <w:noProof/>
             <w:webHidden/>
+            <w:sz w:val="28"/>
+            <w:szCs w:val="28"/>
           </w:rPr>
           <w:fldChar w:fldCharType="end"/>
         </w:r>
@@ -875,150 +929,97 @@
     </w:p>
     <w:p>
       <w:pPr>
-        <w:pStyle w:val="11"/>
+        <w:pStyle w:val="21"/>
         <w:tabs>
           <w:tab w:val="right" w:leader="dot" w:pos="9345"/>
         </w:tabs>
         <w:rPr>
-          <w:rFonts w:asciiTheme="minorHAnsi" w:eastAsiaTheme="minorEastAsia" w:hAnsiTheme="minorHAnsi"/>
+          <w:rFonts w:eastAsiaTheme="minorEastAsia" w:cs="Times New Roman"/>
           <w:noProof/>
+          <w:kern w:val="2"/>
+          <w:sz w:val="28"/>
+          <w:szCs w:val="28"/>
           <w:lang w:eastAsia="ru-RU"/>
-        </w:rPr>
-      </w:pPr>
-      <w:hyperlink w:anchor="_Toc220959677" w:history="1">
+          <w14:ligatures w14:val="standardContextual"/>
+        </w:rPr>
+      </w:pPr>
+      <w:hyperlink w:anchor="_Toc229828899" w:history="1">
         <w:r>
           <w:rPr>
             <w:rStyle w:val="a7"/>
             <w:rFonts w:cs="Times New Roman"/>
             <w:noProof/>
+            <w:sz w:val="28"/>
+            <w:szCs w:val="28"/>
           </w:rPr>
-          <w:t>2.</w:t>
+          <w:t>1.1. Наименование системы</w:t>
         </w:r>
         <w:r>
           <w:rPr>
-            <w:rStyle w:val="a7"/>
             <w:rFonts w:cs="Times New Roman"/>
             <w:noProof/>
-          </w:rPr>
-          <w:t xml:space="preserve"> </w:t>
-        </w:r>
-        <w:r>
-          <w:rPr>
-            <w:rStyle w:val="a7"/>
-            <w:rFonts w:cs="Times New Roman"/>
-            <w:noProof/>
-          </w:rPr>
-          <w:t>НАЗНАЧЕНИЕ</w:t>
-        </w:r>
-        <w:r>
-          <w:rPr>
-            <w:rStyle w:val="a7"/>
-            <w:rFonts w:cs="Times New Roman"/>
-            <w:noProof/>
-          </w:rPr>
-          <w:t xml:space="preserve"> </w:t>
-        </w:r>
-        <w:r>
-          <w:rPr>
-            <w:rStyle w:val="a7"/>
-            <w:rFonts w:cs="Times New Roman"/>
-            <w:noProof/>
-          </w:rPr>
-          <w:t>И</w:t>
-        </w:r>
-        <w:r>
-          <w:rPr>
-            <w:rStyle w:val="a7"/>
-            <w:rFonts w:cs="Times New Roman"/>
-            <w:noProof/>
-          </w:rPr>
-          <w:t xml:space="preserve"> </w:t>
-        </w:r>
-        <w:r>
-          <w:rPr>
-            <w:rStyle w:val="a7"/>
-            <w:rFonts w:cs="Times New Roman"/>
-            <w:noProof/>
-          </w:rPr>
-          <w:t>ЦЕЛИ</w:t>
-        </w:r>
-        <w:r>
-          <w:rPr>
-            <w:rStyle w:val="a7"/>
-            <w:rFonts w:cs="Times New Roman"/>
-            <w:noProof/>
-          </w:rPr>
-          <w:t xml:space="preserve"> </w:t>
-        </w:r>
-        <w:r>
-          <w:rPr>
-            <w:rStyle w:val="a7"/>
-            <w:rFonts w:cs="Times New Roman"/>
-            <w:noProof/>
-          </w:rPr>
-          <w:t>СОЗДАНИЯ</w:t>
-        </w:r>
-        <w:r>
-          <w:rPr>
-            <w:rStyle w:val="a7"/>
-            <w:rFonts w:cs="Times New Roman"/>
-            <w:noProof/>
-          </w:rPr>
-          <w:t xml:space="preserve"> </w:t>
-        </w:r>
-        <w:r>
-          <w:rPr>
-            <w:rStyle w:val="a7"/>
-            <w:rFonts w:cs="Times New Roman"/>
-            <w:noProof/>
-          </w:rPr>
-          <w:t>СИСТЕМЫ</w:t>
-        </w:r>
-        <w:r>
-          <w:rPr>
-            <w:noProof/>
             <w:webHidden/>
+            <w:sz w:val="28"/>
+            <w:szCs w:val="28"/>
           </w:rPr>
           <w:tab/>
         </w:r>
         <w:r>
           <w:rPr>
+            <w:rFonts w:cs="Times New Roman"/>
             <w:noProof/>
             <w:webHidden/>
+            <w:sz w:val="28"/>
+            <w:szCs w:val="28"/>
           </w:rPr>
           <w:fldChar w:fldCharType="begin"/>
         </w:r>
         <w:r>
           <w:rPr>
+            <w:rFonts w:cs="Times New Roman"/>
             <w:noProof/>
             <w:webHidden/>
+            <w:sz w:val="28"/>
+            <w:szCs w:val="28"/>
           </w:rPr>
-          <w:instrText xml:space="preserve"> PAGEREF _Toc220959677 \h </w:instrText>
+          <w:instrText xml:space="preserve"> PAGEREF _Toc229828899 \h </w:instrText>
         </w:r>
         <w:r>
           <w:rPr>
+            <w:rFonts w:cs="Times New Roman"/>
             <w:noProof/>
             <w:webHidden/>
+            <w:sz w:val="28"/>
+            <w:szCs w:val="28"/>
           </w:rPr>
         </w:r>
         <w:r>
           <w:rPr>
+            <w:rFonts w:cs="Times New Roman"/>
             <w:noProof/>
             <w:webHidden/>
+            <w:sz w:val="28"/>
+            <w:szCs w:val="28"/>
           </w:rPr>
           <w:fldChar w:fldCharType="separate"/>
         </w:r>
         <w:r>
           <w:rPr>
+            <w:rFonts w:cs="Times New Roman"/>
             <w:noProof/>
             <w:webHidden/>
+            <w:sz w:val="28"/>
+            <w:szCs w:val="28"/>
           </w:rPr>
           <w:t>3</w:t>
         </w:r>
         <w:r>
           <w:rPr>
+            <w:rFonts w:cs="Times New Roman"/>
             <w:noProof/>
             <w:webHidden/>
+            <w:sz w:val="28"/>
+            <w:szCs w:val="28"/>
           </w:rPr>
           <w:fldChar w:fldCharType="end"/>
         </w:r>
@@ -1031,97 +1032,92 @@
           <w:tab w:val="right" w:leader="dot" w:pos="9345"/>
         </w:tabs>
         <w:rPr>
-          <w:rFonts w:asciiTheme="minorHAnsi" w:eastAsiaTheme="minorEastAsia" w:hAnsiTheme="minorHAnsi"/>
+          <w:rFonts w:eastAsiaTheme="minorEastAsia" w:cs="Times New Roman"/>
           <w:noProof/>
+          <w:kern w:val="2"/>
+          <w:sz w:val="28"/>
+          <w:szCs w:val="28"/>
           <w:lang w:eastAsia="ru-RU"/>
-        </w:rPr>
-      </w:pPr>
-      <w:hyperlink w:anchor="_Toc220959678" w:history="1">
+          <w14:ligatures w14:val="standardContextual"/>
+        </w:rPr>
+      </w:pPr>
+      <w:hyperlink w:anchor="_Toc229828900" w:history="1">
         <w:r>
           <w:rPr>
             <w:rStyle w:val="a7"/>
             <w:rFonts w:cs="Times New Roman"/>
             <w:noProof/>
+            <w:sz w:val="28"/>
+            <w:szCs w:val="28"/>
           </w:rPr>
-          <w:t>2.1.</w:t>
+          <w:t>1.2. Наименование организаций – Заказчика и Разработчика</w:t>
         </w:r>
         <w:r>
           <w:rPr>
-            <w:rStyle w:val="a7"/>
             <w:rFonts w:cs="Times New Roman"/>
             <w:noProof/>
-          </w:rPr>
-          <w:t xml:space="preserve"> </w:t>
-        </w:r>
-        <w:r>
-          <w:rPr>
-            <w:rStyle w:val="a7"/>
-            <w:rFonts w:cs="Times New Roman"/>
-            <w:noProof/>
-          </w:rPr>
-          <w:t>Назначение</w:t>
-        </w:r>
-        <w:r>
-          <w:rPr>
-            <w:rStyle w:val="a7"/>
-            <w:rFonts w:cs="Times New Roman"/>
-            <w:noProof/>
-          </w:rPr>
-          <w:t xml:space="preserve"> </w:t>
-        </w:r>
-        <w:r>
-          <w:rPr>
-            <w:rStyle w:val="a7"/>
-            <w:rFonts w:cs="Times New Roman"/>
-            <w:noProof/>
-          </w:rPr>
-          <w:t>системы</w:t>
-        </w:r>
-        <w:r>
-          <w:rPr>
-            <w:noProof/>
             <w:webHidden/>
+            <w:sz w:val="28"/>
+            <w:szCs w:val="28"/>
           </w:rPr>
           <w:tab/>
         </w:r>
         <w:r>
           <w:rPr>
+            <w:rFonts w:cs="Times New Roman"/>
             <w:noProof/>
             <w:webHidden/>
+            <w:sz w:val="28"/>
+            <w:szCs w:val="28"/>
           </w:rPr>
           <w:fldChar w:fldCharType="begin"/>
         </w:r>
         <w:r>
           <w:rPr>
+            <w:rFonts w:cs="Times New Roman"/>
             <w:noProof/>
             <w:webHidden/>
+            <w:sz w:val="28"/>
+            <w:szCs w:val="28"/>
           </w:rPr>
-          <w:instrText xml:space="preserve"> PAGEREF _Toc220959678 \h </w:instrText>
+          <w:instrText xml:space="preserve"> PAGEREF _Toc229828900 \h </w:instrText>
         </w:r>
         <w:r>
           <w:rPr>
+            <w:rFonts w:cs="Times New Roman"/>
             <w:noProof/>
             <w:webHidden/>
+            <w:sz w:val="28"/>
+            <w:szCs w:val="28"/>
           </w:rPr>
         </w:r>
         <w:r>
           <w:rPr>
+            <w:rFonts w:cs="Times New Roman"/>
             <w:noProof/>
             <w:webHidden/>
+            <w:sz w:val="28"/>
+            <w:szCs w:val="28"/>
           </w:rPr>
           <w:fldChar w:fldCharType="separate"/>
         </w:r>
         <w:r>
           <w:rPr>
+            <w:rFonts w:cs="Times New Roman"/>
             <w:noProof/>
             <w:webHidden/>
+            <w:sz w:val="28"/>
+            <w:szCs w:val="28"/>
           </w:rPr>
           <w:t>3</w:t>
         </w:r>
         <w:r>
           <w:rPr>
+            <w:rFonts w:cs="Times New Roman"/>
             <w:noProof/>
             <w:webHidden/>
+            <w:sz w:val="28"/>
+            <w:szCs w:val="28"/>
           </w:rPr>
           <w:fldChar w:fldCharType="end"/>
         </w:r>
@@ -1134,106 +1130,92 @@
           <w:tab w:val="right" w:leader="dot" w:pos="9345"/>
         </w:tabs>
         <w:rPr>
-          <w:rFonts w:asciiTheme="minorHAnsi" w:eastAsiaTheme="minorEastAsia" w:hAnsiTheme="minorHAnsi"/>
+          <w:rFonts w:eastAsiaTheme="minorEastAsia" w:cs="Times New Roman"/>
           <w:noProof/>
+          <w:kern w:val="2"/>
+          <w:sz w:val="28"/>
+          <w:szCs w:val="28"/>
           <w:lang w:eastAsia="ru-RU"/>
-        </w:rPr>
-      </w:pPr>
-      <w:hyperlink w:anchor="_Toc220959679" w:history="1">
+          <w14:ligatures w14:val="standardContextual"/>
+        </w:rPr>
+      </w:pPr>
+      <w:hyperlink w:anchor="_Toc229828901" w:history="1">
         <w:r>
           <w:rPr>
             <w:rStyle w:val="a7"/>
+            <w:rFonts w:cs="Times New Roman"/>
             <w:noProof/>
+            <w:sz w:val="28"/>
+            <w:szCs w:val="28"/>
           </w:rPr>
-          <w:t>2.2.</w:t>
+          <w:t>1.3. Общие сведение об ИС</w:t>
         </w:r>
         <w:r>
           <w:rPr>
-            <w:rStyle w:val="a7"/>
-            <w:noProof/>
-          </w:rPr>
-          <w:t xml:space="preserve"> </w:t>
-        </w:r>
-        <w:r>
-          <w:rPr>
-            <w:rStyle w:val="a7"/>
-            <w:noProof/>
-          </w:rPr>
-          <w:t>Цели</w:t>
-        </w:r>
-        <w:r>
-          <w:rPr>
-            <w:rStyle w:val="a7"/>
-            <w:noProof/>
-          </w:rPr>
-          <w:t xml:space="preserve"> </w:t>
-        </w:r>
-        <w:r>
-          <w:rPr>
-            <w:rStyle w:val="a7"/>
-            <w:noProof/>
-          </w:rPr>
-          <w:t>создания</w:t>
-        </w:r>
-        <w:r>
-          <w:rPr>
-            <w:rStyle w:val="a7"/>
-            <w:noProof/>
-          </w:rPr>
-          <w:t xml:space="preserve"> </w:t>
-        </w:r>
-        <w:r>
-          <w:rPr>
-            <w:rStyle w:val="a7"/>
-            <w:noProof/>
-          </w:rPr>
-          <w:t>системы</w:t>
-        </w:r>
-        <w:r>
-          <w:rPr>
+            <w:rFonts w:cs="Times New Roman"/>
             <w:noProof/>
             <w:webHidden/>
+            <w:sz w:val="28"/>
+            <w:szCs w:val="28"/>
           </w:rPr>
           <w:tab/>
         </w:r>
         <w:r>
           <w:rPr>
+            <w:rFonts w:cs="Times New Roman"/>
             <w:noProof/>
             <w:webHidden/>
+            <w:sz w:val="28"/>
+            <w:szCs w:val="28"/>
           </w:rPr>
           <w:fldChar w:fldCharType="begin"/>
         </w:r>
         <w:r>
           <w:rPr>
+            <w:rFonts w:cs="Times New Roman"/>
             <w:noProof/>
             <w:webHidden/>
+            <w:sz w:val="28"/>
+            <w:szCs w:val="28"/>
           </w:rPr>
-          <w:instrText xml:space="preserve"> PAGEREF _Toc220959679 \h </w:instrText>
+          <w:instrText xml:space="preserve"> PAGEREF _Toc229828901 \h </w:instrText>
         </w:r>
         <w:r>
           <w:rPr>
+            <w:rFonts w:cs="Times New Roman"/>
             <w:noProof/>
             <w:webHidden/>
+            <w:sz w:val="28"/>
+            <w:szCs w:val="28"/>
           </w:rPr>
         </w:r>
         <w:r>
           <w:rPr>
+            <w:rFonts w:cs="Times New Roman"/>
             <w:noProof/>
             <w:webHidden/>
+            <w:sz w:val="28"/>
+            <w:szCs w:val="28"/>
           </w:rPr>
           <w:fldChar w:fldCharType="separate"/>
         </w:r>
         <w:r>
           <w:rPr>
+            <w:rFonts w:cs="Times New Roman"/>
             <w:noProof/>
             <w:webHidden/>
+            <w:sz w:val="28"/>
+            <w:szCs w:val="28"/>
           </w:rPr>
-          <w:t>4</w:t>
+          <w:t>3</w:t>
         </w:r>
         <w:r>
           <w:rPr>
+            <w:rFonts w:cs="Times New Roman"/>
             <w:noProof/>
             <w:webHidden/>
+            <w:sz w:val="28"/>
+            <w:szCs w:val="28"/>
           </w:rPr>
           <w:fldChar w:fldCharType="end"/>
         </w:r>
@@ -1246,113 +1228,92 @@
           <w:tab w:val="right" w:leader="dot" w:pos="9345"/>
         </w:tabs>
         <w:rPr>
-          <w:rFonts w:asciiTheme="minorHAnsi" w:eastAsiaTheme="minorEastAsia" w:hAnsiTheme="minorHAnsi"/>
+          <w:rFonts w:eastAsiaTheme="minorEastAsia" w:cs="Times New Roman"/>
           <w:noProof/>
+          <w:kern w:val="2"/>
+          <w:sz w:val="28"/>
+          <w:szCs w:val="28"/>
           <w:lang w:eastAsia="ru-RU"/>
-        </w:rPr>
-      </w:pPr>
-      <w:hyperlink w:anchor="_Toc220959680" w:history="1">
+          <w14:ligatures w14:val="standardContextual"/>
+        </w:rPr>
+      </w:pPr>
+      <w:hyperlink w:anchor="_Toc229828902" w:history="1">
         <w:r>
           <w:rPr>
             <w:rStyle w:val="a7"/>
             <w:rFonts w:cs="Times New Roman"/>
             <w:noProof/>
+            <w:sz w:val="28"/>
+            <w:szCs w:val="28"/>
           </w:rPr>
-          <w:t>3.</w:t>
+          <w:t>2. НАЗНАЧЕНИЕ И ЦЕЛИ СОЗДАНИЯ СИСТЕМЫ</w:t>
         </w:r>
         <w:r>
           <w:rPr>
-            <w:rStyle w:val="a7"/>
             <w:rFonts w:cs="Times New Roman"/>
             <w:noProof/>
-          </w:rPr>
-          <w:t xml:space="preserve"> </w:t>
-        </w:r>
-        <w:r>
-          <w:rPr>
-            <w:rStyle w:val="a7"/>
-            <w:rFonts w:cs="Times New Roman"/>
-            <w:noProof/>
-          </w:rPr>
-          <w:t>ХАРАКТЕРИСТИКА</w:t>
-        </w:r>
-        <w:r>
-          <w:rPr>
-            <w:rStyle w:val="a7"/>
-            <w:rFonts w:cs="Times New Roman"/>
-            <w:noProof/>
-          </w:rPr>
-          <w:t xml:space="preserve"> </w:t>
-        </w:r>
-        <w:r>
-          <w:rPr>
-            <w:rStyle w:val="a7"/>
-            <w:rFonts w:cs="Times New Roman"/>
-            <w:noProof/>
-          </w:rPr>
-          <w:t>ОБЪЕКТОВ</w:t>
-        </w:r>
-        <w:r>
-          <w:rPr>
-            <w:rStyle w:val="a7"/>
-            <w:rFonts w:cs="Times New Roman"/>
-            <w:noProof/>
-          </w:rPr>
-          <w:t xml:space="preserve"> </w:t>
-        </w:r>
-        <w:r>
-          <w:rPr>
-            <w:rStyle w:val="a7"/>
-            <w:rFonts w:cs="Times New Roman"/>
-            <w:noProof/>
-          </w:rPr>
-          <w:t>АВТОМАТИЗАЦИИ</w:t>
-        </w:r>
-        <w:r>
-          <w:rPr>
-            <w:noProof/>
             <w:webHidden/>
+            <w:sz w:val="28"/>
+            <w:szCs w:val="28"/>
           </w:rPr>
           <w:tab/>
         </w:r>
         <w:r>
           <w:rPr>
+            <w:rFonts w:cs="Times New Roman"/>
             <w:noProof/>
             <w:webHidden/>
+            <w:sz w:val="28"/>
+            <w:szCs w:val="28"/>
           </w:rPr>
           <w:fldChar w:fldCharType="begin"/>
         </w:r>
         <w:r>
           <w:rPr>
+            <w:rFonts w:cs="Times New Roman"/>
             <w:noProof/>
             <w:webHidden/>
+            <w:sz w:val="28"/>
+            <w:szCs w:val="28"/>
           </w:rPr>
-          <w:instrText xml:space="preserve"> PAGEREF _Toc220959680 \h </w:instrText>
+          <w:instrText xml:space="preserve"> PAGEREF _Toc229828902 \h </w:instrText>
         </w:r>
         <w:r>
           <w:rPr>
+            <w:rFonts w:cs="Times New Roman"/>
             <w:noProof/>
             <w:webHidden/>
+            <w:sz w:val="28"/>
+            <w:szCs w:val="28"/>
           </w:rPr>
         </w:r>
         <w:r>
           <w:rPr>
+            <w:rFonts w:cs="Times New Roman"/>
             <w:noProof/>
             <w:webHidden/>
+            <w:sz w:val="28"/>
+            <w:szCs w:val="28"/>
           </w:rPr>
           <w:fldChar w:fldCharType="separate"/>
         </w:r>
         <w:r>
           <w:rPr>
+            <w:rFonts w:cs="Times New Roman"/>
             <w:noProof/>
             <w:webHidden/>
+            <w:sz w:val="28"/>
+            <w:szCs w:val="28"/>
           </w:rPr>
           <w:t>4</w:t>
         </w:r>
         <w:r>
           <w:rPr>
+            <w:rFonts w:cs="Times New Roman"/>
             <w:noProof/>
             <w:webHidden/>
+            <w:sz w:val="28"/>
+            <w:szCs w:val="28"/>
           </w:rPr>
           <w:fldChar w:fldCharType="end"/>
         </w:r>
@@ -1360,118 +1321,97 @@
     </w:p>
     <w:p>
       <w:pPr>
-        <w:pStyle w:val="11"/>
+        <w:pStyle w:val="21"/>
         <w:tabs>
           <w:tab w:val="right" w:leader="dot" w:pos="9345"/>
         </w:tabs>
         <w:rPr>
-          <w:rFonts w:asciiTheme="minorHAnsi" w:eastAsiaTheme="minorEastAsia" w:hAnsiTheme="minorHAnsi"/>
+          <w:rFonts w:eastAsiaTheme="minorEastAsia" w:cs="Times New Roman"/>
           <w:noProof/>
+          <w:kern w:val="2"/>
+          <w:sz w:val="28"/>
+          <w:szCs w:val="28"/>
           <w:lang w:eastAsia="ru-RU"/>
-        </w:rPr>
-      </w:pPr>
-      <w:hyperlink w:anchor="_Toc220959681" w:history="1">
+          <w14:ligatures w14:val="standardContextual"/>
+        </w:rPr>
+      </w:pPr>
+      <w:hyperlink w:anchor="_Toc229828903" w:history="1">
         <w:r>
           <w:rPr>
             <w:rStyle w:val="a7"/>
             <w:rFonts w:cs="Times New Roman"/>
             <w:noProof/>
+            <w:sz w:val="28"/>
+            <w:szCs w:val="28"/>
           </w:rPr>
-          <w:t>4.</w:t>
+          <w:t>2.1. Назначение системы</w:t>
         </w:r>
         <w:r>
           <w:rPr>
-            <w:rStyle w:val="a7"/>
             <w:rFonts w:cs="Times New Roman"/>
             <w:noProof/>
-          </w:rPr>
-          <w:t xml:space="preserve"> </w:t>
-        </w:r>
-        <w:r>
-          <w:rPr>
-            <w:rStyle w:val="a7"/>
-            <w:rFonts w:cs="Times New Roman"/>
-            <w:noProof/>
-          </w:rPr>
-          <w:t>ТРЕБОВАНИЯ</w:t>
-        </w:r>
-        <w:r>
-          <w:rPr>
-            <w:rStyle w:val="a7"/>
-            <w:rFonts w:cs="Times New Roman"/>
-            <w:noProof/>
-          </w:rPr>
-          <w:t xml:space="preserve"> </w:t>
-        </w:r>
-        <w:r>
-          <w:rPr>
-            <w:rStyle w:val="a7"/>
-            <w:rFonts w:cs="Times New Roman"/>
-            <w:noProof/>
-          </w:rPr>
-          <w:t>К</w:t>
-        </w:r>
-        <w:r>
-          <w:rPr>
-            <w:rStyle w:val="a7"/>
-            <w:rFonts w:cs="Times New Roman"/>
-            <w:noProof/>
-          </w:rPr>
-          <w:t xml:space="preserve"> </w:t>
-        </w:r>
-        <w:r>
-          <w:rPr>
-            <w:rStyle w:val="a7"/>
-            <w:rFonts w:cs="Times New Roman"/>
-            <w:noProof/>
-          </w:rPr>
-          <w:t>СИСТЕМЕ</w:t>
-        </w:r>
-        <w:r>
-          <w:rPr>
-            <w:noProof/>
             <w:webHidden/>
+            <w:sz w:val="28"/>
+            <w:szCs w:val="28"/>
           </w:rPr>
           <w:tab/>
         </w:r>
         <w:r>
           <w:rPr>
+            <w:rFonts w:cs="Times New Roman"/>
             <w:noProof/>
             <w:webHidden/>
+            <w:sz w:val="28"/>
+            <w:szCs w:val="28"/>
           </w:rPr>
           <w:fldChar w:fldCharType="begin"/>
         </w:r>
         <w:r>
           <w:rPr>
+            <w:rFonts w:cs="Times New Roman"/>
             <w:noProof/>
             <w:webHidden/>
+            <w:sz w:val="28"/>
+            <w:szCs w:val="28"/>
           </w:rPr>
-          <w:instrText xml:space="preserve"> PAGEREF _Toc220959681 \h </w:instrText>
+          <w:instrText xml:space="preserve"> PAGEREF _Toc229828903 \h </w:instrText>
         </w:r>
         <w:r>
           <w:rPr>
+            <w:rFonts w:cs="Times New Roman"/>
             <w:noProof/>
             <w:webHidden/>
+            <w:sz w:val="28"/>
+            <w:szCs w:val="28"/>
           </w:rPr>
         </w:r>
         <w:r>
           <w:rPr>
+            <w:rFonts w:cs="Times New Roman"/>
             <w:noProof/>
             <w:webHidden/>
+            <w:sz w:val="28"/>
+            <w:szCs w:val="28"/>
           </w:rPr>
           <w:fldChar w:fldCharType="separate"/>
         </w:r>
         <w:r>
           <w:rPr>
+            <w:rFonts w:cs="Times New Roman"/>
             <w:noProof/>
             <w:webHidden/>
+            <w:sz w:val="28"/>
+            <w:szCs w:val="28"/>
           </w:rPr>
-          <w:t>5</w:t>
+          <w:t>4</w:t>
         </w:r>
         <w:r>
           <w:rPr>
+            <w:rFonts w:cs="Times New Roman"/>
             <w:noProof/>
             <w:webHidden/>
+            <w:sz w:val="28"/>
+            <w:szCs w:val="28"/>
           </w:rPr>
           <w:fldChar w:fldCharType="end"/>
         </w:r>
@@ -1484,134 +1424,92 @@
           <w:tab w:val="right" w:leader="dot" w:pos="9345"/>
         </w:tabs>
         <w:rPr>
-          <w:rFonts w:asciiTheme="minorHAnsi" w:eastAsiaTheme="minorEastAsia" w:hAnsiTheme="minorHAnsi"/>
+          <w:rFonts w:eastAsiaTheme="minorEastAsia" w:cs="Times New Roman"/>
           <w:noProof/>
+          <w:kern w:val="2"/>
+          <w:sz w:val="28"/>
+          <w:szCs w:val="28"/>
           <w:lang w:eastAsia="ru-RU"/>
-        </w:rPr>
-      </w:pPr>
-      <w:hyperlink w:anchor="_Toc220959682" w:history="1">
+          <w14:ligatures w14:val="standardContextual"/>
+        </w:rPr>
+      </w:pPr>
+      <w:hyperlink w:anchor="_Toc229828904" w:history="1">
         <w:r>
           <w:rPr>
             <w:rStyle w:val="a7"/>
+            <w:rFonts w:cs="Times New Roman"/>
             <w:noProof/>
+            <w:sz w:val="28"/>
+            <w:szCs w:val="28"/>
           </w:rPr>
-          <w:t>4.1.</w:t>
+          <w:t>2.2. Цели создания системы</w:t>
         </w:r>
         <w:r>
           <w:rPr>
-            <w:rStyle w:val="a7"/>
-            <w:noProof/>
-          </w:rPr>
-          <w:t xml:space="preserve"> </w:t>
-        </w:r>
-        <w:r>
-          <w:rPr>
-            <w:rStyle w:val="a7"/>
-            <w:noProof/>
-          </w:rPr>
-          <w:t>ТРЕБОВАНИЯ</w:t>
-        </w:r>
-        <w:r>
-          <w:rPr>
-            <w:rStyle w:val="a7"/>
-            <w:noProof/>
-          </w:rPr>
-          <w:t xml:space="preserve"> </w:t>
-        </w:r>
-        <w:r>
-          <w:rPr>
-            <w:rStyle w:val="a7"/>
-            <w:noProof/>
-          </w:rPr>
-          <w:t>К</w:t>
-        </w:r>
-        <w:r>
-          <w:rPr>
-            <w:rStyle w:val="a7"/>
-            <w:noProof/>
-          </w:rPr>
-          <w:t xml:space="preserve"> </w:t>
-        </w:r>
-        <w:r>
-          <w:rPr>
-            <w:rStyle w:val="a7"/>
-            <w:noProof/>
-          </w:rPr>
-          <w:t>СИСТЕМЕ</w:t>
-        </w:r>
-        <w:r>
-          <w:rPr>
-            <w:rStyle w:val="a7"/>
-            <w:noProof/>
-          </w:rPr>
-          <w:t xml:space="preserve"> </w:t>
-        </w:r>
-        <w:r>
-          <w:rPr>
-            <w:rStyle w:val="a7"/>
-            <w:noProof/>
-          </w:rPr>
-          <w:t>В</w:t>
-        </w:r>
-        <w:r>
-          <w:rPr>
-            <w:rStyle w:val="a7"/>
-            <w:noProof/>
-          </w:rPr>
-          <w:t xml:space="preserve"> </w:t>
-        </w:r>
-        <w:r>
-          <w:rPr>
-            <w:rStyle w:val="a7"/>
-            <w:noProof/>
-          </w:rPr>
-          <w:t>ЦЕЛОМ</w:t>
-        </w:r>
-        <w:r>
-          <w:rPr>
+            <w:rFonts w:cs="Times New Roman"/>
             <w:noProof/>
             <w:webHidden/>
+            <w:sz w:val="28"/>
+            <w:szCs w:val="28"/>
           </w:rPr>
           <w:tab/>
         </w:r>
         <w:r>
           <w:rPr>
+            <w:rFonts w:cs="Times New Roman"/>
             <w:noProof/>
             <w:webHidden/>
+            <w:sz w:val="28"/>
+            <w:szCs w:val="28"/>
           </w:rPr>
           <w:fldChar w:fldCharType="begin"/>
         </w:r>
         <w:r>
           <w:rPr>
+            <w:rFonts w:cs="Times New Roman"/>
             <w:noProof/>
             <w:webHidden/>
+            <w:sz w:val="28"/>
+            <w:szCs w:val="28"/>
           </w:rPr>
-          <w:instrText xml:space="preserve"> PAGEREF _Toc220959682 \h </w:instrText>
+          <w:instrText xml:space="preserve"> PAGEREF _Toc229828904 \h </w:instrText>
         </w:r>
         <w:r>
           <w:rPr>
+            <w:rFonts w:cs="Times New Roman"/>
             <w:noProof/>
             <w:webHidden/>
+            <w:sz w:val="28"/>
+            <w:szCs w:val="28"/>
           </w:rPr>
         </w:r>
         <w:r>
           <w:rPr>
+            <w:rFonts w:cs="Times New Roman"/>
             <w:noProof/>
             <w:webHidden/>
+            <w:sz w:val="28"/>
+            <w:szCs w:val="28"/>
           </w:rPr>
           <w:fldChar w:fldCharType="separate"/>
         </w:r>
         <w:r>
           <w:rPr>
+            <w:rFonts w:cs="Times New Roman"/>
             <w:noProof/>
             <w:webHidden/>
+            <w:sz w:val="28"/>
+            <w:szCs w:val="28"/>
           </w:rPr>
-          <w:t>5</w:t>
+          <w:t>4</w:t>
         </w:r>
         <w:r>
           <w:rPr>
+            <w:rFonts w:cs="Times New Roman"/>
             <w:noProof/>
             <w:webHidden/>
+            <w:sz w:val="28"/>
+            <w:szCs w:val="28"/>
           </w:rPr>
           <w:fldChar w:fldCharType="end"/>
         </w:r>
@@ -1619,139 +1517,97 @@
     </w:p>
     <w:p>
       <w:pPr>
-        <w:pStyle w:val="21"/>
+        <w:pStyle w:val="11"/>
         <w:tabs>
           <w:tab w:val="right" w:leader="dot" w:pos="9345"/>
         </w:tabs>
         <w:rPr>
-          <w:rFonts w:asciiTheme="minorHAnsi" w:eastAsiaTheme="minorEastAsia" w:hAnsiTheme="minorHAnsi"/>
+          <w:rFonts w:eastAsiaTheme="minorEastAsia" w:cs="Times New Roman"/>
           <w:noProof/>
+          <w:kern w:val="2"/>
+          <w:sz w:val="28"/>
+          <w:szCs w:val="28"/>
           <w:lang w:eastAsia="ru-RU"/>
-        </w:rPr>
-      </w:pPr>
-      <w:hyperlink w:anchor="_Toc220959683" w:history="1">
+          <w14:ligatures w14:val="standardContextual"/>
+        </w:rPr>
+      </w:pPr>
+      <w:hyperlink w:anchor="_Toc229828905" w:history="1">
         <w:r>
           <w:rPr>
             <w:rStyle w:val="a7"/>
+            <w:rFonts w:cs="Times New Roman"/>
             <w:noProof/>
+            <w:sz w:val="28"/>
+            <w:szCs w:val="28"/>
           </w:rPr>
-          <w:t>4.2.</w:t>
+          <w:t>3. ХАРАКТЕРИСТИКА ОБЪЕКТОВ АВТОМАТИЗАЦИИ</w:t>
         </w:r>
         <w:r>
           <w:rPr>
-            <w:rStyle w:val="a7"/>
-            <w:noProof/>
-          </w:rPr>
-          <w:t xml:space="preserve"> </w:t>
-        </w:r>
-        <w:r>
-          <w:rPr>
-            <w:rStyle w:val="a7"/>
-            <w:noProof/>
-          </w:rPr>
-          <w:t>ТРЕБОВАНИЯ</w:t>
-        </w:r>
-        <w:r>
-          <w:rPr>
-            <w:rStyle w:val="a7"/>
-            <w:noProof/>
-          </w:rPr>
-          <w:t xml:space="preserve"> </w:t>
-        </w:r>
-        <w:r>
-          <w:rPr>
-            <w:rStyle w:val="a7"/>
-            <w:noProof/>
-          </w:rPr>
-          <w:t>К</w:t>
-        </w:r>
-        <w:r>
-          <w:rPr>
-            <w:rStyle w:val="a7"/>
-            <w:noProof/>
-          </w:rPr>
-          <w:t xml:space="preserve"> </w:t>
-        </w:r>
-        <w:r>
-          <w:rPr>
-            <w:rStyle w:val="a7"/>
-            <w:noProof/>
-          </w:rPr>
-          <w:t>ФУНКЦИЯМ,</w:t>
-        </w:r>
-        <w:r>
-          <w:rPr>
-            <w:rStyle w:val="a7"/>
-            <w:noProof/>
-          </w:rPr>
-          <w:t xml:space="preserve"> </w:t>
-        </w:r>
-        <w:r>
-          <w:rPr>
-            <w:rStyle w:val="a7"/>
-            <w:noProof/>
-          </w:rPr>
-          <w:t>ВЫПОЛНЯЕМЫМ</w:t>
-        </w:r>
-        <w:r>
-          <w:rPr>
-            <w:rStyle w:val="a7"/>
-            <w:noProof/>
-          </w:rPr>
-          <w:t xml:space="preserve"> </w:t>
-        </w:r>
-        <w:r>
-          <w:rPr>
-            <w:rStyle w:val="a7"/>
-            <w:noProof/>
-          </w:rPr>
-          <w:t>СИСТЕМОЙ</w:t>
-        </w:r>
-        <w:r>
-          <w:rPr>
+            <w:rFonts w:cs="Times New Roman"/>
             <w:noProof/>
             <w:webHidden/>
+            <w:sz w:val="28"/>
+            <w:szCs w:val="28"/>
           </w:rPr>
           <w:tab/>
         </w:r>
         <w:r>
           <w:rPr>
+            <w:rFonts w:cs="Times New Roman"/>
             <w:noProof/>
             <w:webHidden/>
+            <w:sz w:val="28"/>
+            <w:szCs w:val="28"/>
           </w:rPr>
           <w:fldChar w:fldCharType="begin"/>
         </w:r>
         <w:r>
           <w:rPr>
+            <w:rFonts w:cs="Times New Roman"/>
             <w:noProof/>
             <w:webHidden/>
+            <w:sz w:val="28"/>
+            <w:szCs w:val="28"/>
           </w:rPr>
-          <w:instrText xml:space="preserve"> PAGEREF _Toc220959683 \h </w:instrText>
+          <w:instrText xml:space="preserve"> PAGEREF _Toc229828905 \h </w:instrText>
         </w:r>
         <w:r>
           <w:rPr>
+            <w:rFonts w:cs="Times New Roman"/>
             <w:noProof/>
             <w:webHidden/>
+            <w:sz w:val="28"/>
+            <w:szCs w:val="28"/>
           </w:rPr>
         </w:r>
         <w:r>
           <w:rPr>
+            <w:rFonts w:cs="Times New Roman"/>
             <w:noProof/>
             <w:webHidden/>
+            <w:sz w:val="28"/>
+            <w:szCs w:val="28"/>
           </w:rPr>
           <w:fldChar w:fldCharType="separate"/>
         </w:r>
         <w:r>
           <w:rPr>
+            <w:rFonts w:cs="Times New Roman"/>
             <w:noProof/>
             <w:webHidden/>
+            <w:sz w:val="28"/>
+            <w:szCs w:val="28"/>
           </w:rPr>
           <w:t>5</w:t>
         </w:r>
         <w:r>
           <w:rPr>
+            <w:rFonts w:cs="Times New Roman"/>
             <w:noProof/>
             <w:webHidden/>
+            <w:sz w:val="28"/>
+            <w:szCs w:val="28"/>
           </w:rPr>
           <w:fldChar w:fldCharType="end"/>
         </w:r>
@@ -1759,125 +1615,97 @@
     </w:p>
     <w:p>
       <w:pPr>
-        <w:pStyle w:val="21"/>
+        <w:pStyle w:val="11"/>
         <w:tabs>
           <w:tab w:val="right" w:leader="dot" w:pos="9345"/>
         </w:tabs>
         <w:rPr>
-          <w:rFonts w:asciiTheme="minorHAnsi" w:eastAsiaTheme="minorEastAsia" w:hAnsiTheme="minorHAnsi"/>
+          <w:rFonts w:eastAsiaTheme="minorEastAsia" w:cs="Times New Roman"/>
           <w:noProof/>
+          <w:kern w:val="2"/>
+          <w:sz w:val="28"/>
+          <w:szCs w:val="28"/>
           <w:lang w:eastAsia="ru-RU"/>
-        </w:rPr>
-      </w:pPr>
-      <w:hyperlink w:anchor="_Toc220959684" w:history="1">
+          <w14:ligatures w14:val="standardContextual"/>
+        </w:rPr>
+      </w:pPr>
+      <w:hyperlink w:anchor="_Toc229828906" w:history="1">
         <w:r>
           <w:rPr>
             <w:rStyle w:val="a7"/>
+            <w:rFonts w:cs="Times New Roman"/>
             <w:noProof/>
+            <w:sz w:val="28"/>
+            <w:szCs w:val="28"/>
           </w:rPr>
-          <w:t>4.3.</w:t>
+          <w:t>4. ТРЕБОВАНИЯ К СИСТЕМЕ</w:t>
         </w:r>
         <w:r>
           <w:rPr>
-            <w:rStyle w:val="a7"/>
-            <w:noProof/>
-          </w:rPr>
-          <w:t xml:space="preserve"> </w:t>
-        </w:r>
-        <w:r>
-          <w:rPr>
-            <w:rStyle w:val="a7"/>
-            <w:noProof/>
-          </w:rPr>
-          <w:t>ТРЕБОВАНИЯ</w:t>
-        </w:r>
-        <w:r>
-          <w:rPr>
-            <w:rStyle w:val="a7"/>
-            <w:noProof/>
-          </w:rPr>
-          <w:t xml:space="preserve"> </w:t>
-        </w:r>
-        <w:r>
-          <w:rPr>
-            <w:rStyle w:val="a7"/>
-            <w:noProof/>
-          </w:rPr>
-          <w:t>К</w:t>
-        </w:r>
-        <w:r>
-          <w:rPr>
-            <w:rStyle w:val="a7"/>
-            <w:noProof/>
-          </w:rPr>
-          <w:t xml:space="preserve"> </w:t>
-        </w:r>
-        <w:r>
-          <w:rPr>
-            <w:rStyle w:val="a7"/>
-            <w:noProof/>
-          </w:rPr>
-          <w:t>ВИДАМ</w:t>
-        </w:r>
-        <w:r>
-          <w:rPr>
-            <w:rStyle w:val="a7"/>
-            <w:noProof/>
-          </w:rPr>
-          <w:t xml:space="preserve"> </w:t>
-        </w:r>
-        <w:r>
-          <w:rPr>
-            <w:rStyle w:val="a7"/>
-            <w:noProof/>
-          </w:rPr>
-          <w:t>ОБЕСПЕЧЕНИЯ</w:t>
-        </w:r>
-        <w:r>
-          <w:rPr>
+            <w:rFonts w:cs="Times New Roman"/>
             <w:noProof/>
             <w:webHidden/>
+            <w:sz w:val="28"/>
+            <w:szCs w:val="28"/>
           </w:rPr>
           <w:tab/>
         </w:r>
         <w:r>
           <w:rPr>
+            <w:rFonts w:cs="Times New Roman"/>
             <w:noProof/>
             <w:webHidden/>
+            <w:sz w:val="28"/>
+            <w:szCs w:val="28"/>
           </w:rPr>
           <w:fldChar w:fldCharType="begin"/>
         </w:r>
         <w:r>
           <w:rPr>
+            <w:rFonts w:cs="Times New Roman"/>
             <w:noProof/>
             <w:webHidden/>
+            <w:sz w:val="28"/>
+            <w:szCs w:val="28"/>
           </w:rPr>
-          <w:instrText xml:space="preserve"> PAGEREF _Toc220959684 \h </w:instrText>
+          <w:instrText xml:space="preserve"> PAGEREF _Toc229828906 \h </w:instrText>
         </w:r>
         <w:r>
           <w:rPr>
+            <w:rFonts w:cs="Times New Roman"/>
             <w:noProof/>
             <w:webHidden/>
+            <w:sz w:val="28"/>
+            <w:szCs w:val="28"/>
           </w:rPr>
         </w:r>
         <w:r>
           <w:rPr>
+            <w:rFonts w:cs="Times New Roman"/>
             <w:noProof/>
             <w:webHidden/>
+            <w:sz w:val="28"/>
+            <w:szCs w:val="28"/>
           </w:rPr>
           <w:fldChar w:fldCharType="separate"/>
         </w:r>
         <w:r>
           <w:rPr>
+            <w:rFonts w:cs="Times New Roman"/>
             <w:noProof/>
             <w:webHidden/>
+            <w:sz w:val="28"/>
+            <w:szCs w:val="28"/>
           </w:rPr>
-          <w:t>5</w:t>
+          <w:t>6</w:t>
         </w:r>
         <w:r>
           <w:rPr>
+            <w:rFonts w:cs="Times New Roman"/>
             <w:noProof/>
             <w:webHidden/>
+            <w:sz w:val="28"/>
+            <w:szCs w:val="28"/>
           </w:rPr>
           <w:fldChar w:fldCharType="end"/>
         </w:r>
@@ -1885,182 +1713,97 @@
     </w:p>
     <w:p>
       <w:pPr>
-        <w:pStyle w:val="11"/>
+        <w:pStyle w:val="21"/>
         <w:tabs>
           <w:tab w:val="right" w:leader="dot" w:pos="9345"/>
         </w:tabs>
         <w:rPr>
-          <w:rFonts w:asciiTheme="minorHAnsi" w:eastAsiaTheme="minorEastAsia" w:hAnsiTheme="minorHAnsi"/>
+          <w:rFonts w:eastAsiaTheme="minorEastAsia" w:cs="Times New Roman"/>
           <w:noProof/>
+          <w:kern w:val="2"/>
+          <w:sz w:val="28"/>
+          <w:szCs w:val="28"/>
           <w:lang w:eastAsia="ru-RU"/>
-        </w:rPr>
-      </w:pPr>
-      <w:hyperlink w:anchor="_Toc220959685" w:history="1">
+          <w14:ligatures w14:val="standardContextual"/>
+        </w:rPr>
+      </w:pPr>
+      <w:hyperlink w:anchor="_Toc229828907" w:history="1">
         <w:r>
           <w:rPr>
             <w:rStyle w:val="a7"/>
             <w:rFonts w:cs="Times New Roman"/>
             <w:noProof/>
+            <w:sz w:val="28"/>
+            <w:szCs w:val="28"/>
           </w:rPr>
-          <w:t>5.</w:t>
+          <w:t>4.1. Требования к системе в целом</w:t>
         </w:r>
         <w:r>
           <w:rPr>
-            <w:rStyle w:val="a7"/>
             <w:rFonts w:cs="Times New Roman"/>
             <w:noProof/>
-          </w:rPr>
-          <w:t xml:space="preserve"> </w:t>
-        </w:r>
-        <w:r>
-          <w:rPr>
-            <w:rStyle w:val="a7"/>
-            <w:rFonts w:cs="Times New Roman"/>
-            <w:noProof/>
-          </w:rPr>
-          <w:t>СОСТАВ</w:t>
-        </w:r>
-        <w:r>
-          <w:rPr>
-            <w:rStyle w:val="a7"/>
-            <w:rFonts w:cs="Times New Roman"/>
-            <w:noProof/>
-          </w:rPr>
-          <w:t xml:space="preserve"> </w:t>
-        </w:r>
-        <w:r>
-          <w:rPr>
-            <w:rStyle w:val="a7"/>
-            <w:rFonts w:cs="Times New Roman"/>
-            <w:noProof/>
-          </w:rPr>
-          <w:t>И</w:t>
-        </w:r>
-        <w:r>
-          <w:rPr>
-            <w:rStyle w:val="a7"/>
-            <w:rFonts w:cs="Times New Roman"/>
-            <w:noProof/>
-          </w:rPr>
-          <w:t xml:space="preserve"> </w:t>
-        </w:r>
-        <w:r>
-          <w:rPr>
-            <w:rStyle w:val="a7"/>
-            <w:rFonts w:cs="Times New Roman"/>
-            <w:noProof/>
-          </w:rPr>
-          <w:t>СОДЕРЖАНИЕ</w:t>
-        </w:r>
-        <w:r>
-          <w:rPr>
-            <w:rStyle w:val="a7"/>
-            <w:rFonts w:cs="Times New Roman"/>
-            <w:noProof/>
-          </w:rPr>
-          <w:t xml:space="preserve"> </w:t>
-        </w:r>
-        <w:r>
-          <w:rPr>
-            <w:rStyle w:val="a7"/>
-            <w:rFonts w:cs="Times New Roman"/>
-            <w:noProof/>
-          </w:rPr>
-          <w:t>РАБОТ</w:t>
-        </w:r>
-        <w:r>
-          <w:rPr>
-            <w:rStyle w:val="a7"/>
-            <w:rFonts w:cs="Times New Roman"/>
-            <w:noProof/>
-          </w:rPr>
-          <w:t xml:space="preserve"> </w:t>
-        </w:r>
-        <w:r>
-          <w:rPr>
-            <w:rStyle w:val="a7"/>
-            <w:rFonts w:cs="Times New Roman"/>
-            <w:noProof/>
-          </w:rPr>
-          <w:t>ПО</w:t>
-        </w:r>
-        <w:r>
-          <w:rPr>
-            <w:rStyle w:val="a7"/>
-            <w:rFonts w:cs="Times New Roman"/>
-            <w:noProof/>
-          </w:rPr>
-          <w:t xml:space="preserve"> </w:t>
-        </w:r>
-        <w:r>
-          <w:rPr>
-            <w:rStyle w:val="a7"/>
-            <w:rFonts w:cs="Times New Roman"/>
-            <w:noProof/>
-          </w:rPr>
-          <w:t>СОЗДАНИЮ</w:t>
-        </w:r>
-        <w:r>
-          <w:rPr>
-            <w:rStyle w:val="a7"/>
-            <w:rFonts w:cs="Times New Roman"/>
-            <w:noProof/>
-          </w:rPr>
-          <w:t xml:space="preserve"> </w:t>
-        </w:r>
-        <w:r>
-          <w:rPr>
-            <w:rStyle w:val="a7"/>
-            <w:rFonts w:cs="Times New Roman"/>
-            <w:noProof/>
-          </w:rPr>
-          <w:t>СИСТЕМЫ</w:t>
-        </w:r>
-        <w:r>
-          <w:rPr>
-            <w:noProof/>
             <w:webHidden/>
+            <w:sz w:val="28"/>
+            <w:szCs w:val="28"/>
           </w:rPr>
           <w:tab/>
         </w:r>
         <w:r>
           <w:rPr>
+            <w:rFonts w:cs="Times New Roman"/>
             <w:noProof/>
             <w:webHidden/>
+            <w:sz w:val="28"/>
+            <w:szCs w:val="28"/>
           </w:rPr>
           <w:fldChar w:fldCharType="begin"/>
         </w:r>
         <w:r>
           <w:rPr>
+            <w:rFonts w:cs="Times New Roman"/>
             <w:noProof/>
             <w:webHidden/>
+            <w:sz w:val="28"/>
+            <w:szCs w:val="28"/>
           </w:rPr>
-          <w:instrText xml:space="preserve"> PAGEREF _Toc220959685 \h </w:instrText>
+          <w:instrText xml:space="preserve"> PAGEREF _Toc229828907 \h </w:instrText>
         </w:r>
         <w:r>
           <w:rPr>
+            <w:rFonts w:cs="Times New Roman"/>
             <w:noProof/>
             <w:webHidden/>
+            <w:sz w:val="28"/>
+            <w:szCs w:val="28"/>
           </w:rPr>
         </w:r>
         <w:r>
           <w:rPr>
+            <w:rFonts w:cs="Times New Roman"/>
             <w:noProof/>
             <w:webHidden/>
+            <w:sz w:val="28"/>
+            <w:szCs w:val="28"/>
           </w:rPr>
           <w:fldChar w:fldCharType="separate"/>
         </w:r>
         <w:r>
           <w:rPr>
+            <w:rFonts w:cs="Times New Roman"/>
             <w:noProof/>
             <w:webHidden/>
+            <w:sz w:val="28"/>
+            <w:szCs w:val="28"/>
           </w:rPr>
-          <w:t>5</w:t>
+          <w:t>6</w:t>
         </w:r>
         <w:r>
           <w:rPr>
+            <w:rFonts w:cs="Times New Roman"/>
             <w:noProof/>
             <w:webHidden/>
+            <w:sz w:val="28"/>
+            <w:szCs w:val="28"/>
           </w:rPr>
           <w:fldChar w:fldCharType="end"/>
         </w:r>
@@ -2068,150 +1811,97 @@
     </w:p>
     <w:p>
       <w:pPr>
-        <w:pStyle w:val="11"/>
+        <w:pStyle w:val="21"/>
         <w:tabs>
           <w:tab w:val="right" w:leader="dot" w:pos="9345"/>
         </w:tabs>
         <w:rPr>
-          <w:rFonts w:asciiTheme="minorHAnsi" w:eastAsiaTheme="minorEastAsia" w:hAnsiTheme="minorHAnsi"/>
+          <w:rFonts w:eastAsiaTheme="minorEastAsia" w:cs="Times New Roman"/>
           <w:noProof/>
+          <w:kern w:val="2"/>
+          <w:sz w:val="28"/>
+          <w:szCs w:val="28"/>
           <w:lang w:eastAsia="ru-RU"/>
-        </w:rPr>
-      </w:pPr>
-      <w:hyperlink w:anchor="_Toc220959686" w:history="1">
+          <w14:ligatures w14:val="standardContextual"/>
+        </w:rPr>
+      </w:pPr>
+      <w:hyperlink w:anchor="_Toc229828908" w:history="1">
         <w:r>
           <w:rPr>
             <w:rStyle w:val="a7"/>
             <w:rFonts w:cs="Times New Roman"/>
             <w:noProof/>
+            <w:sz w:val="28"/>
+            <w:szCs w:val="28"/>
           </w:rPr>
-          <w:t>6.</w:t>
+          <w:t>4.2. Требования к функциям, выполняемым системой</w:t>
         </w:r>
         <w:r>
           <w:rPr>
-            <w:rStyle w:val="a7"/>
             <w:rFonts w:cs="Times New Roman"/>
             <w:noProof/>
-          </w:rPr>
-          <w:t xml:space="preserve"> </w:t>
-        </w:r>
-        <w:r>
-          <w:rPr>
-            <w:rStyle w:val="a7"/>
-            <w:rFonts w:cs="Times New Roman"/>
-            <w:noProof/>
-          </w:rPr>
-          <w:t>ПОРЯДОК</w:t>
-        </w:r>
-        <w:r>
-          <w:rPr>
-            <w:rStyle w:val="a7"/>
-            <w:rFonts w:cs="Times New Roman"/>
-            <w:noProof/>
-          </w:rPr>
-          <w:t xml:space="preserve"> </w:t>
-        </w:r>
-        <w:r>
-          <w:rPr>
-            <w:rStyle w:val="a7"/>
-            <w:rFonts w:cs="Times New Roman"/>
-            <w:noProof/>
-          </w:rPr>
-          <w:t>КОНТРОЛЯ</w:t>
-        </w:r>
-        <w:r>
-          <w:rPr>
-            <w:rStyle w:val="a7"/>
-            <w:rFonts w:cs="Times New Roman"/>
-            <w:noProof/>
-          </w:rPr>
-          <w:t xml:space="preserve"> </w:t>
-        </w:r>
-        <w:r>
-          <w:rPr>
-            <w:rStyle w:val="a7"/>
-            <w:rFonts w:cs="Times New Roman"/>
-            <w:noProof/>
-          </w:rPr>
-          <w:t>И</w:t>
-        </w:r>
-        <w:r>
-          <w:rPr>
-            <w:rStyle w:val="a7"/>
-            <w:rFonts w:cs="Times New Roman"/>
-            <w:noProof/>
-          </w:rPr>
-          <w:t xml:space="preserve"> </w:t>
-        </w:r>
-        <w:r>
-          <w:rPr>
-            <w:rStyle w:val="a7"/>
-            <w:rFonts w:cs="Times New Roman"/>
-            <w:noProof/>
-          </w:rPr>
-          <w:t>ПРИЁМКИ</w:t>
-        </w:r>
-        <w:r>
-          <w:rPr>
-            <w:rStyle w:val="a7"/>
-            <w:rFonts w:cs="Times New Roman"/>
-            <w:noProof/>
-          </w:rPr>
-          <w:t xml:space="preserve"> </w:t>
-        </w:r>
-        <w:r>
-          <w:rPr>
-            <w:rStyle w:val="a7"/>
-            <w:rFonts w:cs="Times New Roman"/>
-            <w:noProof/>
-          </w:rPr>
-          <w:t>СИСТЕМЫ</w:t>
-        </w:r>
-        <w:r>
-          <w:rPr>
-            <w:noProof/>
             <w:webHidden/>
+            <w:sz w:val="28"/>
+            <w:szCs w:val="28"/>
           </w:rPr>
           <w:tab/>
         </w:r>
         <w:r>
           <w:rPr>
+            <w:rFonts w:cs="Times New Roman"/>
             <w:noProof/>
             <w:webHidden/>
+            <w:sz w:val="28"/>
+            <w:szCs w:val="28"/>
           </w:rPr>
           <w:fldChar w:fldCharType="begin"/>
         </w:r>
         <w:r>
           <w:rPr>
+            <w:rFonts w:cs="Times New Roman"/>
             <w:noProof/>
             <w:webHidden/>
+            <w:sz w:val="28"/>
+            <w:szCs w:val="28"/>
           </w:rPr>
-          <w:instrText xml:space="preserve"> PAGEREF _Toc220959686 \h </w:instrText>
+          <w:instrText xml:space="preserve"> PAGEREF _Toc229828908 \h </w:instrText>
         </w:r>
         <w:r>
           <w:rPr>
+            <w:rFonts w:cs="Times New Roman"/>
             <w:noProof/>
             <w:webHidden/>
+            <w:sz w:val="28"/>
+            <w:szCs w:val="28"/>
           </w:rPr>
         </w:r>
         <w:r>
           <w:rPr>
+            <w:rFonts w:cs="Times New Roman"/>
             <w:noProof/>
             <w:webHidden/>
+            <w:sz w:val="28"/>
+            <w:szCs w:val="28"/>
           </w:rPr>
           <w:fldChar w:fldCharType="separate"/>
         </w:r>
         <w:r>
           <w:rPr>
+            <w:rFonts w:cs="Times New Roman"/>
             <w:noProof/>
             <w:webHidden/>
+            <w:sz w:val="28"/>
+            <w:szCs w:val="28"/>
           </w:rPr>
-          <w:t>5</w:t>
+          <w:t>6</w:t>
         </w:r>
         <w:r>
           <w:rPr>
+            <w:rFonts w:cs="Times New Roman"/>
             <w:noProof/>
             <w:webHidden/>
+            <w:sz w:val="28"/>
+            <w:szCs w:val="28"/>
           </w:rPr>
           <w:fldChar w:fldCharType="end"/>
         </w:r>
@@ -2224,134 +1914,92 @@
           <w:tab w:val="right" w:leader="dot" w:pos="9345"/>
         </w:tabs>
         <w:rPr>
-          <w:rFonts w:asciiTheme="minorHAnsi" w:eastAsiaTheme="minorEastAsia" w:hAnsiTheme="minorHAnsi"/>
+          <w:rFonts w:eastAsiaTheme="minorEastAsia" w:cs="Times New Roman"/>
           <w:noProof/>
+          <w:kern w:val="2"/>
+          <w:sz w:val="28"/>
+          <w:szCs w:val="28"/>
           <w:lang w:eastAsia="ru-RU"/>
-        </w:rPr>
-      </w:pPr>
-      <w:hyperlink w:anchor="_Toc220959687" w:history="1">
+          <w14:ligatures w14:val="standardContextual"/>
+        </w:rPr>
+      </w:pPr>
+      <w:hyperlink w:anchor="_Toc229828909" w:history="1">
         <w:r>
           <w:rPr>
             <w:rStyle w:val="a7"/>
+            <w:rFonts w:cs="Times New Roman"/>
             <w:noProof/>
+            <w:sz w:val="28"/>
+            <w:szCs w:val="28"/>
           </w:rPr>
-          <w:t>6.1.</w:t>
+          <w:t>4.3. Требования к видам обеспечения</w:t>
         </w:r>
         <w:r>
           <w:rPr>
-            <w:rStyle w:val="a7"/>
-            <w:noProof/>
-          </w:rPr>
-          <w:t xml:space="preserve"> </w:t>
-        </w:r>
-        <w:r>
-          <w:rPr>
-            <w:rStyle w:val="a7"/>
-            <w:noProof/>
-          </w:rPr>
-          <w:t>Виды</w:t>
-        </w:r>
-        <w:r>
-          <w:rPr>
-            <w:rStyle w:val="a7"/>
-            <w:noProof/>
-          </w:rPr>
-          <w:t xml:space="preserve"> </w:t>
-        </w:r>
-        <w:r>
-          <w:rPr>
-            <w:rStyle w:val="a7"/>
-            <w:noProof/>
-          </w:rPr>
-          <w:t>и</w:t>
-        </w:r>
-        <w:r>
-          <w:rPr>
-            <w:rStyle w:val="a7"/>
-            <w:noProof/>
-          </w:rPr>
-          <w:t xml:space="preserve"> </w:t>
-        </w:r>
-        <w:r>
-          <w:rPr>
-            <w:rStyle w:val="a7"/>
-            <w:noProof/>
-          </w:rPr>
-          <w:t>объем</w:t>
-        </w:r>
-        <w:r>
-          <w:rPr>
-            <w:rStyle w:val="a7"/>
-            <w:noProof/>
-          </w:rPr>
-          <w:t xml:space="preserve"> </w:t>
-        </w:r>
-        <w:r>
-          <w:rPr>
-            <w:rStyle w:val="a7"/>
-            <w:noProof/>
-          </w:rPr>
-          <w:t>испытаний</w:t>
-        </w:r>
-        <w:r>
-          <w:rPr>
-            <w:rStyle w:val="a7"/>
-            <w:noProof/>
-          </w:rPr>
-          <w:t xml:space="preserve"> </w:t>
-        </w:r>
-        <w:r>
-          <w:rPr>
-            <w:rStyle w:val="a7"/>
-            <w:noProof/>
-          </w:rPr>
-          <w:t>системы</w:t>
-        </w:r>
-        <w:r>
-          <w:rPr>
+            <w:rFonts w:cs="Times New Roman"/>
             <w:noProof/>
             <w:webHidden/>
+            <w:sz w:val="28"/>
+            <w:szCs w:val="28"/>
           </w:rPr>
           <w:tab/>
         </w:r>
         <w:r>
           <w:rPr>
+            <w:rFonts w:cs="Times New Roman"/>
             <w:noProof/>
             <w:webHidden/>
+            <w:sz w:val="28"/>
+            <w:szCs w:val="28"/>
           </w:rPr>
           <w:fldChar w:fldCharType="begin"/>
         </w:r>
         <w:r>
           <w:rPr>
+            <w:rFonts w:cs="Times New Roman"/>
             <w:noProof/>
             <w:webHidden/>
+            <w:sz w:val="28"/>
+            <w:szCs w:val="28"/>
           </w:rPr>
-          <w:instrText xml:space="preserve"> PAGEREF _Toc220959687 \h </w:instrText>
+          <w:instrText xml:space="preserve"> PAGEREF _Toc229828909 \h </w:instrText>
         </w:r>
         <w:r>
           <w:rPr>
+            <w:rFonts w:cs="Times New Roman"/>
             <w:noProof/>
             <w:webHidden/>
+            <w:sz w:val="28"/>
+            <w:szCs w:val="28"/>
           </w:rPr>
         </w:r>
         <w:r>
           <w:rPr>
+            <w:rFonts w:cs="Times New Roman"/>
             <w:noProof/>
             <w:webHidden/>
+            <w:sz w:val="28"/>
+            <w:szCs w:val="28"/>
           </w:rPr>
           <w:fldChar w:fldCharType="separate"/>
         </w:r>
         <w:r>
           <w:rPr>
+            <w:rFonts w:cs="Times New Roman"/>
             <w:noProof/>
             <w:webHidden/>
+            <w:sz w:val="28"/>
+            <w:szCs w:val="28"/>
           </w:rPr>
-          <w:t>6</w:t>
+          <w:t>7</w:t>
         </w:r>
         <w:r>
           <w:rPr>
+            <w:rFonts w:cs="Times New Roman"/>
             <w:noProof/>
             <w:webHidden/>
+            <w:sz w:val="28"/>
+            <w:szCs w:val="28"/>
           </w:rPr>
           <w:fldChar w:fldCharType="end"/>
         </w:r>
@@ -2359,153 +2007,97 @@
     </w:p>
     <w:p>
       <w:pPr>
-        <w:pStyle w:val="21"/>
+        <w:pStyle w:val="11"/>
         <w:tabs>
           <w:tab w:val="right" w:leader="dot" w:pos="9345"/>
         </w:tabs>
         <w:rPr>
-          <w:rFonts w:asciiTheme="minorHAnsi" w:eastAsiaTheme="minorEastAsia" w:hAnsiTheme="minorHAnsi"/>
+          <w:rFonts w:eastAsiaTheme="minorEastAsia" w:cs="Times New Roman"/>
           <w:noProof/>
+          <w:kern w:val="2"/>
+          <w:sz w:val="28"/>
+          <w:szCs w:val="28"/>
           <w:lang w:eastAsia="ru-RU"/>
-        </w:rPr>
-      </w:pPr>
-      <w:hyperlink w:anchor="_Toc220959688" w:history="1">
+          <w14:ligatures w14:val="standardContextual"/>
+        </w:rPr>
+      </w:pPr>
+      <w:hyperlink w:anchor="_Toc229828910" w:history="1">
         <w:r>
           <w:rPr>
             <w:rStyle w:val="a7"/>
+            <w:rFonts w:cs="Times New Roman"/>
             <w:noProof/>
+            <w:sz w:val="28"/>
+            <w:szCs w:val="28"/>
           </w:rPr>
-          <w:t>6.2.</w:t>
+          <w:t>5. СОСТАВ И СОДЕРЖАНИЕ РАБОТ ПО СОЗДАНИЮ СИСТЕМЫ</w:t>
         </w:r>
         <w:r>
           <w:rPr>
-            <w:rStyle w:val="a7"/>
-            <w:noProof/>
-          </w:rPr>
-          <w:t xml:space="preserve"> </w:t>
-        </w:r>
-        <w:r>
-          <w:rPr>
-            <w:rStyle w:val="a7"/>
-            <w:noProof/>
-          </w:rPr>
-          <w:t>Требования</w:t>
-        </w:r>
-        <w:r>
-          <w:rPr>
-            <w:rStyle w:val="a7"/>
-            <w:noProof/>
-          </w:rPr>
-          <w:t xml:space="preserve"> </w:t>
-        </w:r>
-        <w:r>
-          <w:rPr>
-            <w:rStyle w:val="a7"/>
-            <w:noProof/>
-          </w:rPr>
-          <w:t>к</w:t>
-        </w:r>
-        <w:r>
-          <w:rPr>
-            <w:rStyle w:val="a7"/>
-            <w:noProof/>
-          </w:rPr>
-          <w:t xml:space="preserve"> </w:t>
-        </w:r>
-        <w:r>
-          <w:rPr>
-            <w:rStyle w:val="a7"/>
-            <w:noProof/>
-          </w:rPr>
-          <w:t>приемке</w:t>
-        </w:r>
-        <w:r>
-          <w:rPr>
-            <w:rStyle w:val="a7"/>
-            <w:noProof/>
-          </w:rPr>
-          <w:t xml:space="preserve"> </w:t>
-        </w:r>
-        <w:r>
-          <w:rPr>
-            <w:rStyle w:val="a7"/>
-            <w:noProof/>
-          </w:rPr>
-          <w:t>работ</w:t>
-        </w:r>
-        <w:r>
-          <w:rPr>
-            <w:rStyle w:val="a7"/>
-            <w:noProof/>
-          </w:rPr>
-          <w:t xml:space="preserve"> </w:t>
-        </w:r>
-        <w:r>
-          <w:rPr>
-            <w:rStyle w:val="a7"/>
-            <w:noProof/>
-          </w:rPr>
-          <w:t>по</w:t>
-        </w:r>
-        <w:r>
-          <w:rPr>
-            <w:rStyle w:val="a7"/>
-            <w:noProof/>
-          </w:rPr>
-          <w:t xml:space="preserve"> </w:t>
-        </w:r>
-        <w:r>
-          <w:rPr>
-            <w:rStyle w:val="a7"/>
-            <w:noProof/>
-          </w:rPr>
-          <w:t>стадиям</w:t>
-        </w:r>
-        <w:r>
-          <w:rPr>
+            <w:rFonts w:cs="Times New Roman"/>
             <w:noProof/>
             <w:webHidden/>
+            <w:sz w:val="28"/>
+            <w:szCs w:val="28"/>
           </w:rPr>
           <w:tab/>
         </w:r>
         <w:r>
           <w:rPr>
+            <w:rFonts w:cs="Times New Roman"/>
             <w:noProof/>
             <w:webHidden/>
+            <w:sz w:val="28"/>
+            <w:szCs w:val="28"/>
           </w:rPr>
           <w:fldChar w:fldCharType="begin"/>
         </w:r>
         <w:r>
           <w:rPr>
+            <w:rFonts w:cs="Times New Roman"/>
             <w:noProof/>
             <w:webHidden/>
+            <w:sz w:val="28"/>
+            <w:szCs w:val="28"/>
           </w:rPr>
-          <w:instrText xml:space="preserve"> PAGEREF _Toc220959688 \h </w:instrText>
+          <w:instrText xml:space="preserve"> PAGEREF _Toc229828910 \h </w:instrText>
         </w:r>
         <w:r>
           <w:rPr>
+            <w:rFonts w:cs="Times New Roman"/>
             <w:noProof/>
             <w:webHidden/>
+            <w:sz w:val="28"/>
+            <w:szCs w:val="28"/>
           </w:rPr>
         </w:r>
         <w:r>
           <w:rPr>
+            <w:rFonts w:cs="Times New Roman"/>
             <w:noProof/>
             <w:webHidden/>
+            <w:sz w:val="28"/>
+            <w:szCs w:val="28"/>
           </w:rPr>
           <w:fldChar w:fldCharType="separate"/>
         </w:r>
         <w:r>
           <w:rPr>
+            <w:rFonts w:cs="Times New Roman"/>
             <w:noProof/>
             <w:webHidden/>
+            <w:sz w:val="28"/>
+            <w:szCs w:val="28"/>
           </w:rPr>
-          <w:t>6</w:t>
+          <w:t>8</w:t>
         </w:r>
         <w:r>
           <w:rPr>
+            <w:rFonts w:cs="Times New Roman"/>
             <w:noProof/>
             <w:webHidden/>
+            <w:sz w:val="28"/>
+            <w:szCs w:val="28"/>
           </w:rPr>
           <w:fldChar w:fldCharType="end"/>
         </w:r>
@@ -2518,305 +2110,92 @@
           <w:tab w:val="right" w:leader="dot" w:pos="9345"/>
         </w:tabs>
         <w:rPr>
-          <w:rFonts w:asciiTheme="minorHAnsi" w:eastAsiaTheme="minorEastAsia" w:hAnsiTheme="minorHAnsi"/>
+          <w:rFonts w:eastAsiaTheme="minorEastAsia" w:cs="Times New Roman"/>
           <w:noProof/>
+          <w:kern w:val="2"/>
+          <w:sz w:val="28"/>
+          <w:szCs w:val="28"/>
           <w:lang w:eastAsia="ru-RU"/>
-        </w:rPr>
-      </w:pPr>
-      <w:hyperlink w:anchor="_Toc220959689" w:history="1">
+          <w14:ligatures w14:val="standardContextual"/>
+        </w:rPr>
+      </w:pPr>
+      <w:hyperlink w:anchor="_Toc229828911" w:history="1">
         <w:r>
           <w:rPr>
             <w:rStyle w:val="a7"/>
             <w:rFonts w:cs="Times New Roman"/>
             <w:noProof/>
+            <w:sz w:val="28"/>
+            <w:szCs w:val="28"/>
           </w:rPr>
-          <w:t>7.</w:t>
+          <w:t>6. ПОРЯДОК КОНТРОЛЯ И ПРИЁМКИ СИСТЕМЫ</w:t>
         </w:r>
         <w:r>
           <w:rPr>
-            <w:rStyle w:val="a7"/>
             <w:rFonts w:cs="Times New Roman"/>
             <w:noProof/>
-          </w:rPr>
-          <w:t xml:space="preserve"> </w:t>
-        </w:r>
-        <w:r>
-          <w:rPr>
-            <w:rStyle w:val="a7"/>
-            <w:rFonts w:cs="Times New Roman"/>
-            <w:noProof/>
-          </w:rPr>
-          <w:t>ТРЕБОВАНИЯ</w:t>
-        </w:r>
-        <w:r>
-          <w:rPr>
-            <w:rStyle w:val="a7"/>
-            <w:rFonts w:cs="Times New Roman"/>
-            <w:noProof/>
-          </w:rPr>
-          <w:t xml:space="preserve"> </w:t>
-        </w:r>
-        <w:r>
-          <w:rPr>
-            <w:rStyle w:val="a7"/>
-            <w:rFonts w:cs="Times New Roman"/>
-            <w:noProof/>
-          </w:rPr>
-          <w:t>К</w:t>
-        </w:r>
-        <w:r>
-          <w:rPr>
-            <w:rStyle w:val="a7"/>
-            <w:rFonts w:cs="Times New Roman"/>
-            <w:noProof/>
-          </w:rPr>
-          <w:t xml:space="preserve"> </w:t>
-        </w:r>
-        <w:r>
-          <w:rPr>
-            <w:rStyle w:val="a7"/>
-            <w:rFonts w:cs="Times New Roman"/>
-            <w:noProof/>
-          </w:rPr>
-          <w:t>СОСТАВУ</w:t>
-        </w:r>
-        <w:r>
-          <w:rPr>
-            <w:rStyle w:val="a7"/>
-            <w:rFonts w:cs="Times New Roman"/>
-            <w:noProof/>
-          </w:rPr>
-          <w:t xml:space="preserve"> </w:t>
-        </w:r>
-        <w:r>
-          <w:rPr>
-            <w:rStyle w:val="a7"/>
-            <w:rFonts w:cs="Times New Roman"/>
-            <w:noProof/>
-          </w:rPr>
-          <w:t>И</w:t>
-        </w:r>
-        <w:r>
-          <w:rPr>
-            <w:rStyle w:val="a7"/>
-            <w:rFonts w:cs="Times New Roman"/>
-            <w:noProof/>
-          </w:rPr>
-          <w:t xml:space="preserve"> </w:t>
-        </w:r>
-        <w:r>
-          <w:rPr>
-            <w:rStyle w:val="a7"/>
-            <w:rFonts w:cs="Times New Roman"/>
-            <w:noProof/>
-          </w:rPr>
-          <w:t>СОДЕРЖАНИЮ</w:t>
-        </w:r>
-        <w:r>
-          <w:rPr>
-            <w:rStyle w:val="a7"/>
-            <w:rFonts w:cs="Times New Roman"/>
-            <w:noProof/>
-          </w:rPr>
-          <w:t xml:space="preserve"> </w:t>
-        </w:r>
-        <w:r>
-          <w:rPr>
-            <w:rStyle w:val="a7"/>
-            <w:rFonts w:cs="Times New Roman"/>
-            <w:noProof/>
-          </w:rPr>
-          <w:t>РАБОТ</w:t>
-        </w:r>
-        <w:r>
-          <w:rPr>
-            <w:rStyle w:val="a7"/>
-            <w:rFonts w:cs="Times New Roman"/>
-            <w:noProof/>
-          </w:rPr>
-          <w:t xml:space="preserve"> </w:t>
-        </w:r>
-        <w:r>
-          <w:rPr>
-            <w:rStyle w:val="a7"/>
-            <w:rFonts w:cs="Times New Roman"/>
-            <w:noProof/>
-          </w:rPr>
-          <w:t>ПО</w:t>
-        </w:r>
-        <w:r>
-          <w:rPr>
-            <w:rStyle w:val="a7"/>
-            <w:rFonts w:cs="Times New Roman"/>
-            <w:noProof/>
-          </w:rPr>
-          <w:t xml:space="preserve"> </w:t>
-        </w:r>
-        <w:r>
-          <w:rPr>
-            <w:rStyle w:val="a7"/>
-            <w:rFonts w:cs="Times New Roman"/>
-            <w:noProof/>
-          </w:rPr>
-          <w:t>ПОДГОТОВКЕ</w:t>
-        </w:r>
-        <w:r>
-          <w:rPr>
-            <w:rStyle w:val="a7"/>
-            <w:rFonts w:cs="Times New Roman"/>
-            <w:noProof/>
-          </w:rPr>
-          <w:t xml:space="preserve"> </w:t>
-        </w:r>
-        <w:r>
-          <w:rPr>
-            <w:rStyle w:val="a7"/>
-            <w:rFonts w:cs="Times New Roman"/>
-            <w:noProof/>
-          </w:rPr>
-          <w:t>ОБЪЕКТА</w:t>
-        </w:r>
-        <w:r>
-          <w:rPr>
-            <w:rStyle w:val="a7"/>
-            <w:rFonts w:cs="Times New Roman"/>
-            <w:noProof/>
-          </w:rPr>
-          <w:t xml:space="preserve"> </w:t>
-        </w:r>
-        <w:r>
-          <w:rPr>
-            <w:rStyle w:val="a7"/>
-            <w:rFonts w:cs="Times New Roman"/>
-            <w:noProof/>
-          </w:rPr>
-          <w:t>АВТОМАТИЗАЦИИ</w:t>
-        </w:r>
-        <w:r>
-          <w:rPr>
-            <w:rStyle w:val="a7"/>
-            <w:rFonts w:cs="Times New Roman"/>
-            <w:noProof/>
-          </w:rPr>
-          <w:t xml:space="preserve"> </w:t>
-        </w:r>
-        <w:r>
-          <w:rPr>
-            <w:rStyle w:val="a7"/>
-            <w:rFonts w:cs="Times New Roman"/>
-            <w:noProof/>
-          </w:rPr>
-          <w:t>К</w:t>
-        </w:r>
-        <w:r>
-          <w:rPr>
-            <w:rStyle w:val="a7"/>
-            <w:rFonts w:cs="Times New Roman"/>
-            <w:noProof/>
-          </w:rPr>
-          <w:t xml:space="preserve"> </w:t>
-        </w:r>
-        <w:r>
-          <w:rPr>
-            <w:rStyle w:val="a7"/>
-            <w:rFonts w:cs="Times New Roman"/>
-            <w:noProof/>
-          </w:rPr>
-          <w:t>ВВОДУ</w:t>
-        </w:r>
-        <w:r>
-          <w:rPr>
-            <w:rStyle w:val="a7"/>
-            <w:rFonts w:cs="Times New Roman"/>
-            <w:noProof/>
-          </w:rPr>
-          <w:t xml:space="preserve"> </w:t>
-        </w:r>
-        <w:r>
-          <w:rPr>
-            <w:rStyle w:val="a7"/>
-            <w:rFonts w:cs="Times New Roman"/>
-            <w:noProof/>
-          </w:rPr>
-          <w:t>СИСТЕМЫ</w:t>
-        </w:r>
-        <w:r>
-          <w:rPr>
-            <w:rStyle w:val="a7"/>
-            <w:rFonts w:cs="Times New Roman"/>
-            <w:noProof/>
-          </w:rPr>
-          <w:t xml:space="preserve"> </w:t>
-        </w:r>
-        <w:r>
-          <w:rPr>
-            <w:rStyle w:val="a7"/>
-            <w:rFonts w:cs="Times New Roman"/>
-            <w:noProof/>
-          </w:rPr>
-          <w:t>В</w:t>
-        </w:r>
-        <w:r>
-          <w:rPr>
-            <w:rStyle w:val="a7"/>
-            <w:rFonts w:cs="Times New Roman"/>
-            <w:noProof/>
-          </w:rPr>
-          <w:t xml:space="preserve"> </w:t>
-        </w:r>
-        <w:r>
-          <w:rPr>
-            <w:rStyle w:val="a7"/>
-            <w:rFonts w:cs="Times New Roman"/>
-            <w:noProof/>
-          </w:rPr>
-          <w:t>ДЕЙСТВИЕ</w:t>
-        </w:r>
-        <w:r>
-          <w:rPr>
-            <w:noProof/>
             <w:webHidden/>
+            <w:sz w:val="28"/>
+            <w:szCs w:val="28"/>
           </w:rPr>
           <w:tab/>
         </w:r>
         <w:r>
           <w:rPr>
+            <w:rFonts w:cs="Times New Roman"/>
             <w:noProof/>
             <w:webHidden/>
+            <w:sz w:val="28"/>
+            <w:szCs w:val="28"/>
           </w:rPr>
           <w:fldChar w:fldCharType="begin"/>
         </w:r>
         <w:r>
           <w:rPr>
+            <w:rFonts w:cs="Times New Roman"/>
             <w:noProof/>
             <w:webHidden/>
+            <w:sz w:val="28"/>
+            <w:szCs w:val="28"/>
           </w:rPr>
-          <w:instrText xml:space="preserve"> PAGEREF _Toc220959689 \h </w:instrText>
+          <w:instrText xml:space="preserve"> PAGEREF _Toc229828911 \h </w:instrText>
         </w:r>
         <w:r>
           <w:rPr>
+            <w:rFonts w:cs="Times New Roman"/>
             <w:noProof/>
             <w:webHidden/>
+            <w:sz w:val="28"/>
+            <w:szCs w:val="28"/>
           </w:rPr>
         </w:r>
         <w:r>
           <w:rPr>
+            <w:rFonts w:cs="Times New Roman"/>
             <w:noProof/>
             <w:webHidden/>
+            <w:sz w:val="28"/>
+            <w:szCs w:val="28"/>
           </w:rPr>
           <w:fldChar w:fldCharType="separate"/>
         </w:r>
         <w:r>
           <w:rPr>
+            <w:rFonts w:cs="Times New Roman"/>
             <w:noProof/>
             <w:webHidden/>
+            <w:sz w:val="28"/>
+            <w:szCs w:val="28"/>
           </w:rPr>
-          <w:t>7</w:t>
+          <w:t>9</w:t>
         </w:r>
         <w:r>
           <w:rPr>
+            <w:rFonts w:cs="Times New Roman"/>
             <w:noProof/>
             <w:webHidden/>
+            <w:sz w:val="28"/>
+            <w:szCs w:val="28"/>
           </w:rPr>
           <w:fldChar w:fldCharType="end"/>
         </w:r>
@@ -2829,120 +2208,92 @@
           <w:tab w:val="right" w:leader="dot" w:pos="9345"/>
         </w:tabs>
         <w:rPr>
-          <w:rFonts w:asciiTheme="minorHAnsi" w:eastAsiaTheme="minorEastAsia" w:hAnsiTheme="minorHAnsi"/>
+          <w:rFonts w:eastAsiaTheme="minorEastAsia" w:cs="Times New Roman"/>
           <w:noProof/>
+          <w:kern w:val="2"/>
+          <w:sz w:val="28"/>
+          <w:szCs w:val="28"/>
           <w:lang w:eastAsia="ru-RU"/>
-        </w:rPr>
-      </w:pPr>
-      <w:hyperlink w:anchor="_Toc220959690" w:history="1">
+          <w14:ligatures w14:val="standardContextual"/>
+        </w:rPr>
+      </w:pPr>
+      <w:hyperlink w:anchor="_Toc229828912" w:history="1">
         <w:r>
           <w:rPr>
             <w:rStyle w:val="a7"/>
+            <w:rFonts w:cs="Times New Roman"/>
             <w:noProof/>
+            <w:sz w:val="28"/>
+            <w:szCs w:val="28"/>
           </w:rPr>
-          <w:t>7.1.</w:t>
+          <w:t>6.1. Виды и объем испытаний системы</w:t>
         </w:r>
         <w:r>
           <w:rPr>
-            <w:rStyle w:val="a7"/>
-            <w:noProof/>
-          </w:rPr>
-          <w:t xml:space="preserve"> </w:t>
-        </w:r>
-        <w:r>
-          <w:rPr>
-            <w:rStyle w:val="a7"/>
-            <w:noProof/>
-          </w:rPr>
-          <w:t>Подготовка</w:t>
-        </w:r>
-        <w:r>
-          <w:rPr>
-            <w:rStyle w:val="a7"/>
-            <w:noProof/>
-          </w:rPr>
-          <w:t xml:space="preserve"> </w:t>
-        </w:r>
-        <w:r>
-          <w:rPr>
-            <w:rStyle w:val="a7"/>
-            <w:noProof/>
-          </w:rPr>
-          <w:t>информации</w:t>
-        </w:r>
-        <w:r>
-          <w:rPr>
-            <w:rStyle w:val="a7"/>
-            <w:noProof/>
-          </w:rPr>
-          <w:t xml:space="preserve"> </w:t>
-        </w:r>
-        <w:r>
-          <w:rPr>
-            <w:rStyle w:val="a7"/>
-            <w:noProof/>
-          </w:rPr>
-          <w:t>для</w:t>
-        </w:r>
-        <w:r>
-          <w:rPr>
-            <w:rStyle w:val="a7"/>
-            <w:noProof/>
-          </w:rPr>
-          <w:t xml:space="preserve"> </w:t>
-        </w:r>
-        <w:r>
-          <w:rPr>
-            <w:rStyle w:val="a7"/>
-            <w:noProof/>
-          </w:rPr>
-          <w:t>обработки</w:t>
-        </w:r>
-        <w:r>
-          <w:rPr>
+            <w:rFonts w:cs="Times New Roman"/>
             <w:noProof/>
             <w:webHidden/>
+            <w:sz w:val="28"/>
+            <w:szCs w:val="28"/>
           </w:rPr>
           <w:tab/>
         </w:r>
         <w:r>
           <w:rPr>
+            <w:rFonts w:cs="Times New Roman"/>
             <w:noProof/>
             <w:webHidden/>
+            <w:sz w:val="28"/>
+            <w:szCs w:val="28"/>
           </w:rPr>
           <w:fldChar w:fldCharType="begin"/>
         </w:r>
         <w:r>
           <w:rPr>
+            <w:rFonts w:cs="Times New Roman"/>
             <w:noProof/>
             <w:webHidden/>
+            <w:sz w:val="28"/>
+            <w:szCs w:val="28"/>
           </w:rPr>
-          <w:instrText xml:space="preserve"> PAGEREF _Toc220959690 \h </w:instrText>
+          <w:instrText xml:space="preserve"> PAGEREF _Toc229828912 \h </w:instrText>
         </w:r>
         <w:r>
           <w:rPr>
+            <w:rFonts w:cs="Times New Roman"/>
             <w:noProof/>
             <w:webHidden/>
+            <w:sz w:val="28"/>
+            <w:szCs w:val="28"/>
           </w:rPr>
         </w:r>
         <w:r>
           <w:rPr>
+            <w:rFonts w:cs="Times New Roman"/>
             <w:noProof/>
             <w:webHidden/>
+            <w:sz w:val="28"/>
+            <w:szCs w:val="28"/>
           </w:rPr>
           <w:fldChar w:fldCharType="separate"/>
         </w:r>
         <w:r>
           <w:rPr>
+            <w:rFonts w:cs="Times New Roman"/>
             <w:noProof/>
             <w:webHidden/>
+            <w:sz w:val="28"/>
+            <w:szCs w:val="28"/>
           </w:rPr>
-          <w:t>7</w:t>
+          <w:t>9</w:t>
         </w:r>
         <w:r>
           <w:rPr>
+            <w:rFonts w:cs="Times New Roman"/>
             <w:noProof/>
             <w:webHidden/>
+            <w:sz w:val="28"/>
+            <w:szCs w:val="28"/>
           </w:rPr>
           <w:fldChar w:fldCharType="end"/>
         </w:r>
@@ -2955,120 +2306,92 @@
           <w:tab w:val="right" w:leader="dot" w:pos="9345"/>
         </w:tabs>
         <w:rPr>
-          <w:rFonts w:asciiTheme="minorHAnsi" w:eastAsiaTheme="minorEastAsia" w:hAnsiTheme="minorHAnsi"/>
+          <w:rFonts w:eastAsiaTheme="minorEastAsia" w:cs="Times New Roman"/>
           <w:noProof/>
+          <w:kern w:val="2"/>
+          <w:sz w:val="28"/>
+          <w:szCs w:val="28"/>
           <w:lang w:eastAsia="ru-RU"/>
-        </w:rPr>
-      </w:pPr>
-      <w:hyperlink w:anchor="_Toc220959691" w:history="1">
+          <w14:ligatures w14:val="standardContextual"/>
+        </w:rPr>
+      </w:pPr>
+      <w:hyperlink w:anchor="_Toc229828913" w:history="1">
         <w:r>
           <w:rPr>
             <w:rStyle w:val="a7"/>
+            <w:rFonts w:cs="Times New Roman"/>
             <w:noProof/>
+            <w:sz w:val="28"/>
+            <w:szCs w:val="28"/>
           </w:rPr>
-          <w:t>7.2.</w:t>
+          <w:t>6.2. Требования к приемке работ по стадиям</w:t>
         </w:r>
         <w:r>
           <w:rPr>
-            <w:rStyle w:val="a7"/>
-            <w:noProof/>
-          </w:rPr>
-          <w:t xml:space="preserve"> </w:t>
-        </w:r>
-        <w:r>
-          <w:rPr>
-            <w:rStyle w:val="a7"/>
-            <w:noProof/>
-          </w:rPr>
-          <w:t>Изменения</w:t>
-        </w:r>
-        <w:r>
-          <w:rPr>
-            <w:rStyle w:val="a7"/>
-            <w:noProof/>
-          </w:rPr>
-          <w:t xml:space="preserve"> </w:t>
-        </w:r>
-        <w:r>
-          <w:rPr>
-            <w:rStyle w:val="a7"/>
-            <w:noProof/>
-          </w:rPr>
-          <w:t>в</w:t>
-        </w:r>
-        <w:r>
-          <w:rPr>
-            <w:rStyle w:val="a7"/>
-            <w:noProof/>
-          </w:rPr>
-          <w:t xml:space="preserve"> </w:t>
-        </w:r>
-        <w:r>
-          <w:rPr>
-            <w:rStyle w:val="a7"/>
-            <w:noProof/>
-          </w:rPr>
-          <w:t>объекте</w:t>
-        </w:r>
-        <w:r>
-          <w:rPr>
-            <w:rStyle w:val="a7"/>
-            <w:noProof/>
-          </w:rPr>
-          <w:t xml:space="preserve"> </w:t>
-        </w:r>
-        <w:r>
-          <w:rPr>
-            <w:rStyle w:val="a7"/>
-            <w:noProof/>
-          </w:rPr>
-          <w:t>автоматизации</w:t>
-        </w:r>
-        <w:r>
-          <w:rPr>
+            <w:rFonts w:cs="Times New Roman"/>
             <w:noProof/>
             <w:webHidden/>
+            <w:sz w:val="28"/>
+            <w:szCs w:val="28"/>
           </w:rPr>
           <w:tab/>
         </w:r>
         <w:r>
           <w:rPr>
+            <w:rFonts w:cs="Times New Roman"/>
             <w:noProof/>
             <w:webHidden/>
+            <w:sz w:val="28"/>
+            <w:szCs w:val="28"/>
           </w:rPr>
           <w:fldChar w:fldCharType="begin"/>
         </w:r>
         <w:r>
           <w:rPr>
+            <w:rFonts w:cs="Times New Roman"/>
             <w:noProof/>
             <w:webHidden/>
+            <w:sz w:val="28"/>
+            <w:szCs w:val="28"/>
           </w:rPr>
-          <w:instrText xml:space="preserve"> PAGEREF _Toc220959691 \h </w:instrText>
+          <w:instrText xml:space="preserve"> PAGEREF _Toc229828913 \h </w:instrText>
         </w:r>
         <w:r>
           <w:rPr>
+            <w:rFonts w:cs="Times New Roman"/>
             <w:noProof/>
             <w:webHidden/>
+            <w:sz w:val="28"/>
+            <w:szCs w:val="28"/>
           </w:rPr>
         </w:r>
         <w:r>
           <w:rPr>
+            <w:rFonts w:cs="Times New Roman"/>
             <w:noProof/>
             <w:webHidden/>
+            <w:sz w:val="28"/>
+            <w:szCs w:val="28"/>
           </w:rPr>
           <w:fldChar w:fldCharType="separate"/>
         </w:r>
         <w:r>
           <w:rPr>
+            <w:rFonts w:cs="Times New Roman"/>
             <w:noProof/>
             <w:webHidden/>
+            <w:sz w:val="28"/>
+            <w:szCs w:val="28"/>
           </w:rPr>
-          <w:t>8</w:t>
+          <w:t>10</w:t>
         </w:r>
         <w:r>
           <w:rPr>
+            <w:rFonts w:cs="Times New Roman"/>
             <w:noProof/>
             <w:webHidden/>
+            <w:sz w:val="28"/>
+            <w:szCs w:val="28"/>
           </w:rPr>
           <w:fldChar w:fldCharType="end"/>
         </w:r>
@@ -3076,125 +2399,97 @@
     </w:p>
     <w:p>
       <w:pPr>
-        <w:pStyle w:val="21"/>
+        <w:pStyle w:val="11"/>
         <w:tabs>
           <w:tab w:val="right" w:leader="dot" w:pos="9345"/>
         </w:tabs>
         <w:rPr>
-          <w:rFonts w:asciiTheme="minorHAnsi" w:eastAsiaTheme="minorEastAsia" w:hAnsiTheme="minorHAnsi"/>
+          <w:rFonts w:eastAsiaTheme="minorEastAsia" w:cs="Times New Roman"/>
           <w:noProof/>
+          <w:kern w:val="2"/>
+          <w:sz w:val="28"/>
+          <w:szCs w:val="28"/>
           <w:lang w:eastAsia="ru-RU"/>
-        </w:rPr>
-      </w:pPr>
-      <w:hyperlink w:anchor="_Toc220959692" w:history="1">
+          <w14:ligatures w14:val="standardContextual"/>
+        </w:rPr>
+      </w:pPr>
+      <w:hyperlink w:anchor="_Toc229828914" w:history="1">
         <w:r>
           <w:rPr>
             <w:rStyle w:val="a7"/>
+            <w:rFonts w:cs="Times New Roman"/>
             <w:noProof/>
+            <w:sz w:val="28"/>
+            <w:szCs w:val="28"/>
           </w:rPr>
-          <w:t>7.3.</w:t>
+          <w:t>7. ТРЕБОВАНИЯ К СОСТАВУ И СОДЕРЖАНИЮ РАБОТ ПО ПОДГОТОВКЕ ОБЪЕКТА АВТОМАТИЗАЦИИ К ВВОДУ СИСТЕМЫ В ДЕЙСТВИЕ</w:t>
         </w:r>
         <w:r>
           <w:rPr>
-            <w:rStyle w:val="a7"/>
-            <w:noProof/>
-          </w:rPr>
-          <w:t xml:space="preserve"> </w:t>
-        </w:r>
-        <w:r>
-          <w:rPr>
-            <w:rStyle w:val="a7"/>
-            <w:noProof/>
-          </w:rPr>
-          <w:t>Создание</w:t>
-        </w:r>
-        <w:r>
-          <w:rPr>
-            <w:rStyle w:val="a7"/>
-            <w:noProof/>
-          </w:rPr>
-          <w:t xml:space="preserve"> </w:t>
-        </w:r>
-        <w:r>
-          <w:rPr>
-            <w:rStyle w:val="a7"/>
-            <w:noProof/>
-          </w:rPr>
-          <w:t>условий</w:t>
-        </w:r>
-        <w:r>
-          <w:rPr>
-            <w:rStyle w:val="a7"/>
-            <w:noProof/>
-          </w:rPr>
-          <w:t xml:space="preserve"> </w:t>
-        </w:r>
-        <w:r>
-          <w:rPr>
-            <w:rStyle w:val="a7"/>
-            <w:noProof/>
-          </w:rPr>
-          <w:t>функционирования</w:t>
-        </w:r>
-        <w:r>
-          <w:rPr>
-            <w:rStyle w:val="a7"/>
-            <w:noProof/>
-          </w:rPr>
-          <w:t xml:space="preserve"> </w:t>
-        </w:r>
-        <w:r>
-          <w:rPr>
-            <w:rStyle w:val="a7"/>
-            <w:noProof/>
-          </w:rPr>
-          <w:t>системы</w:t>
-        </w:r>
-        <w:r>
-          <w:rPr>
+            <w:rFonts w:cs="Times New Roman"/>
             <w:noProof/>
             <w:webHidden/>
+            <w:sz w:val="28"/>
+            <w:szCs w:val="28"/>
           </w:rPr>
           <w:tab/>
         </w:r>
         <w:r>
           <w:rPr>
+            <w:rFonts w:cs="Times New Roman"/>
             <w:noProof/>
             <w:webHidden/>
+            <w:sz w:val="28"/>
+            <w:szCs w:val="28"/>
           </w:rPr>
           <w:fldChar w:fldCharType="begin"/>
         </w:r>
         <w:r>
           <w:rPr>
+            <w:rFonts w:cs="Times New Roman"/>
             <w:noProof/>
             <w:webHidden/>
+            <w:sz w:val="28"/>
+            <w:szCs w:val="28"/>
           </w:rPr>
-          <w:instrText xml:space="preserve"> PAGEREF _Toc220959692 \h </w:instrText>
+          <w:instrText xml:space="preserve"> PAGEREF _Toc229828914 \h </w:instrText>
         </w:r>
         <w:r>
           <w:rPr>
+            <w:rFonts w:cs="Times New Roman"/>
             <w:noProof/>
             <w:webHidden/>
+            <w:sz w:val="28"/>
+            <w:szCs w:val="28"/>
           </w:rPr>
         </w:r>
         <w:r>
           <w:rPr>
+            <w:rFonts w:cs="Times New Roman"/>
             <w:noProof/>
             <w:webHidden/>
+            <w:sz w:val="28"/>
+            <w:szCs w:val="28"/>
           </w:rPr>
           <w:fldChar w:fldCharType="separate"/>
         </w:r>
         <w:r>
           <w:rPr>
+            <w:rFonts w:cs="Times New Roman"/>
             <w:noProof/>
             <w:webHidden/>
+            <w:sz w:val="28"/>
+            <w:szCs w:val="28"/>
           </w:rPr>
-          <w:t>8</w:t>
+          <w:t>11</w:t>
         </w:r>
         <w:r>
           <w:rPr>
+            <w:rFonts w:cs="Times New Roman"/>
             <w:noProof/>
             <w:webHidden/>
+            <w:sz w:val="28"/>
+            <w:szCs w:val="28"/>
           </w:rPr>
           <w:fldChar w:fldCharType="end"/>
         </w:r>
@@ -3202,125 +2497,97 @@
     </w:p>
     <w:p>
       <w:pPr>
-        <w:pStyle w:val="21"/>
+        <w:pStyle w:val="11"/>
         <w:tabs>
           <w:tab w:val="right" w:leader="dot" w:pos="9345"/>
         </w:tabs>
         <w:rPr>
-          <w:rFonts w:asciiTheme="minorHAnsi" w:eastAsiaTheme="minorEastAsia" w:hAnsiTheme="minorHAnsi"/>
+          <w:rFonts w:eastAsiaTheme="minorEastAsia" w:cs="Times New Roman"/>
           <w:noProof/>
+          <w:kern w:val="2"/>
+          <w:sz w:val="28"/>
+          <w:szCs w:val="28"/>
           <w:lang w:eastAsia="ru-RU"/>
-        </w:rPr>
-      </w:pPr>
-      <w:hyperlink w:anchor="_Toc220959693" w:history="1">
+          <w14:ligatures w14:val="standardContextual"/>
+        </w:rPr>
+      </w:pPr>
+      <w:hyperlink w:anchor="_Toc229828915" w:history="1">
         <w:r>
           <w:rPr>
             <w:rStyle w:val="a7"/>
+            <w:rFonts w:cs="Times New Roman"/>
             <w:noProof/>
+            <w:sz w:val="28"/>
+            <w:szCs w:val="28"/>
           </w:rPr>
-          <w:t>7.4.</w:t>
+          <w:t>8. ТРЕБОВАНИЯ К ДОКУМЕНТИРОВАНИЮ</w:t>
         </w:r>
         <w:r>
           <w:rPr>
-            <w:rStyle w:val="a7"/>
-            <w:noProof/>
-          </w:rPr>
-          <w:t xml:space="preserve"> </w:t>
-        </w:r>
-        <w:r>
-          <w:rPr>
-            <w:rStyle w:val="a7"/>
-            <w:noProof/>
-          </w:rPr>
-          <w:t>Формирование</w:t>
-        </w:r>
-        <w:r>
-          <w:rPr>
-            <w:rStyle w:val="a7"/>
-            <w:noProof/>
-          </w:rPr>
-          <w:t xml:space="preserve"> </w:t>
-        </w:r>
-        <w:r>
-          <w:rPr>
-            <w:rStyle w:val="a7"/>
-            <w:noProof/>
-          </w:rPr>
-          <w:t>служб</w:t>
-        </w:r>
-        <w:r>
-          <w:rPr>
-            <w:rStyle w:val="a7"/>
-            <w:noProof/>
-          </w:rPr>
-          <w:t xml:space="preserve"> </w:t>
-        </w:r>
-        <w:r>
-          <w:rPr>
-            <w:rStyle w:val="a7"/>
-            <w:noProof/>
-          </w:rPr>
-          <w:t>и</w:t>
-        </w:r>
-        <w:r>
-          <w:rPr>
-            <w:rStyle w:val="a7"/>
-            <w:noProof/>
-          </w:rPr>
-          <w:t xml:space="preserve"> </w:t>
-        </w:r>
-        <w:r>
-          <w:rPr>
-            <w:rStyle w:val="a7"/>
-            <w:noProof/>
-          </w:rPr>
-          <w:t>подразделений</w:t>
-        </w:r>
-        <w:r>
-          <w:rPr>
+            <w:rFonts w:cs="Times New Roman"/>
             <w:noProof/>
             <w:webHidden/>
+            <w:sz w:val="28"/>
+            <w:szCs w:val="28"/>
           </w:rPr>
           <w:tab/>
         </w:r>
         <w:r>
           <w:rPr>
+            <w:rFonts w:cs="Times New Roman"/>
             <w:noProof/>
             <w:webHidden/>
+            <w:sz w:val="28"/>
+            <w:szCs w:val="28"/>
           </w:rPr>
           <w:fldChar w:fldCharType="begin"/>
         </w:r>
         <w:r>
           <w:rPr>
+            <w:rFonts w:cs="Times New Roman"/>
             <w:noProof/>
             <w:webHidden/>
+            <w:sz w:val="28"/>
+            <w:szCs w:val="28"/>
           </w:rPr>
-          <w:instrText xml:space="preserve"> PAGEREF _Toc220959693 \h </w:instrText>
+          <w:instrText xml:space="preserve"> PAGEREF _Toc229828915 \h </w:instrText>
         </w:r>
         <w:r>
           <w:rPr>
+            <w:rFonts w:cs="Times New Roman"/>
             <w:noProof/>
             <w:webHidden/>
+            <w:sz w:val="28"/>
+            <w:szCs w:val="28"/>
           </w:rPr>
         </w:r>
         <w:r>
           <w:rPr>
+            <w:rFonts w:cs="Times New Roman"/>
             <w:noProof/>
             <w:webHidden/>
+            <w:sz w:val="28"/>
+            <w:szCs w:val="28"/>
           </w:rPr>
           <w:fldChar w:fldCharType="separate"/>
         </w:r>
         <w:r>
           <w:rPr>
+            <w:rFonts w:cs="Times New Roman"/>
             <w:noProof/>
             <w:webHidden/>
+            <w:sz w:val="28"/>
+            <w:szCs w:val="28"/>
           </w:rPr>
-          <w:t>8</w:t>
+          <w:t>12</w:t>
         </w:r>
         <w:r>
           <w:rPr>
+            <w:rFonts w:cs="Times New Roman"/>
             <w:noProof/>
             <w:webHidden/>
+            <w:sz w:val="28"/>
+            <w:szCs w:val="28"/>
           </w:rPr>
           <w:fldChar w:fldCharType="end"/>
         </w:r>
@@ -3328,125 +2595,97 @@
     </w:p>
     <w:p>
       <w:pPr>
-        <w:pStyle w:val="21"/>
+        <w:pStyle w:val="11"/>
         <w:tabs>
           <w:tab w:val="right" w:leader="dot" w:pos="9345"/>
         </w:tabs>
         <w:rPr>
-          <w:rFonts w:asciiTheme="minorHAnsi" w:eastAsiaTheme="minorEastAsia" w:hAnsiTheme="minorHAnsi"/>
+          <w:rFonts w:eastAsiaTheme="minorEastAsia" w:cs="Times New Roman"/>
           <w:noProof/>
+          <w:kern w:val="2"/>
+          <w:sz w:val="28"/>
+          <w:szCs w:val="28"/>
           <w:lang w:eastAsia="ru-RU"/>
-        </w:rPr>
-      </w:pPr>
-      <w:hyperlink w:anchor="_Toc220959694" w:history="1">
+          <w14:ligatures w14:val="standardContextual"/>
+        </w:rPr>
+      </w:pPr>
+      <w:hyperlink w:anchor="_Toc229828916" w:history="1">
         <w:r>
           <w:rPr>
             <w:rStyle w:val="a7"/>
+            <w:rFonts w:cs="Times New Roman"/>
             <w:noProof/>
+            <w:sz w:val="28"/>
+            <w:szCs w:val="28"/>
           </w:rPr>
-          <w:t>7.5.</w:t>
+          <w:t>9. ИСТОЧНИКИ РАЗРАБОТКИ</w:t>
         </w:r>
         <w:r>
           <w:rPr>
-            <w:rStyle w:val="a7"/>
-            <w:noProof/>
-          </w:rPr>
-          <w:t xml:space="preserve"> </w:t>
-        </w:r>
-        <w:r>
-          <w:rPr>
-            <w:rStyle w:val="a7"/>
-            <w:noProof/>
-          </w:rPr>
-          <w:t>Комплектование</w:t>
-        </w:r>
-        <w:r>
-          <w:rPr>
-            <w:rStyle w:val="a7"/>
-            <w:noProof/>
-          </w:rPr>
-          <w:t xml:space="preserve"> </w:t>
-        </w:r>
-        <w:r>
-          <w:rPr>
-            <w:rStyle w:val="a7"/>
-            <w:noProof/>
-          </w:rPr>
-          <w:t>персонала</w:t>
-        </w:r>
-        <w:r>
-          <w:rPr>
-            <w:rStyle w:val="a7"/>
-            <w:noProof/>
-          </w:rPr>
-          <w:t xml:space="preserve"> </w:t>
-        </w:r>
-        <w:r>
-          <w:rPr>
-            <w:rStyle w:val="a7"/>
-            <w:noProof/>
-          </w:rPr>
-          <w:t>и</w:t>
-        </w:r>
-        <w:r>
-          <w:rPr>
-            <w:rStyle w:val="a7"/>
-            <w:noProof/>
-          </w:rPr>
-          <w:t xml:space="preserve"> </w:t>
-        </w:r>
-        <w:r>
-          <w:rPr>
-            <w:rStyle w:val="a7"/>
-            <w:noProof/>
-          </w:rPr>
-          <w:t>обучение</w:t>
-        </w:r>
-        <w:r>
-          <w:rPr>
+            <w:rFonts w:cs="Times New Roman"/>
             <w:noProof/>
             <w:webHidden/>
+            <w:sz w:val="28"/>
+            <w:szCs w:val="28"/>
           </w:rPr>
           <w:tab/>
         </w:r>
         <w:r>
           <w:rPr>
+            <w:rFonts w:cs="Times New Roman"/>
             <w:noProof/>
             <w:webHidden/>
+            <w:sz w:val="28"/>
+            <w:szCs w:val="28"/>
           </w:rPr>
           <w:fldChar w:fldCharType="begin"/>
         </w:r>
         <w:r>
           <w:rPr>
+            <w:rFonts w:cs="Times New Roman"/>
             <w:noProof/>
             <w:webHidden/>
+            <w:sz w:val="28"/>
+            <w:szCs w:val="28"/>
           </w:rPr>
-          <w:instrText xml:space="preserve"> PAGEREF _Toc220959694 \h </w:instrText>
+          <w:instrText xml:space="preserve"> PAGEREF _Toc229828916 \h </w:instrText>
         </w:r>
         <w:r>
           <w:rPr>
+            <w:rFonts w:cs="Times New Roman"/>
             <w:noProof/>
             <w:webHidden/>
+            <w:sz w:val="28"/>
+            <w:szCs w:val="28"/>
           </w:rPr>
         </w:r>
         <w:r>
           <w:rPr>
+            <w:rFonts w:cs="Times New Roman"/>
             <w:noProof/>
             <w:webHidden/>
+            <w:sz w:val="28"/>
+            <w:szCs w:val="28"/>
           </w:rPr>
           <w:fldChar w:fldCharType="separate"/>
         </w:r>
         <w:r>
           <w:rPr>
+            <w:rFonts w:cs="Times New Roman"/>
             <w:noProof/>
             <w:webHidden/>
+            <w:sz w:val="28"/>
+            <w:szCs w:val="28"/>
           </w:rPr>
-          <w:t>9</w:t>
+          <w:t>14</w:t>
         </w:r>
         <w:r>
           <w:rPr>
+            <w:rFonts w:cs="Times New Roman"/>
             <w:noProof/>
             <w:webHidden/>
+            <w:sz w:val="28"/>
+            <w:szCs w:val="28"/>
           </w:rPr>
           <w:fldChar w:fldCharType="end"/>
         </w:r>
@@ -3454,550 +2693,6 @@
     </w:p>
     <w:p>
       <w:pPr>
-        <w:pStyle w:val="21"/>
-        <w:tabs>
-          <w:tab w:val="right" w:leader="dot" w:pos="9345"/>
-        </w:tabs>
-        <w:rPr>
-          <w:rFonts w:asciiTheme="minorHAnsi" w:eastAsiaTheme="minorEastAsia" w:hAnsiTheme="minorHAnsi"/>
-          <w:noProof/>
-          <w:lang w:eastAsia="ru-RU"/>
-        </w:rPr>
-      </w:pPr>
-      <w:hyperlink w:anchor="_Toc220959695" w:history="1">
-        <w:r>
-          <w:rPr>
-            <w:rStyle w:val="a7"/>
-            <w:noProof/>
-          </w:rPr>
-          <w:t>7.6.</w:t>
-        </w:r>
-        <w:r>
-          <w:rPr>
-            <w:rStyle w:val="a7"/>
-            <w:noProof/>
-          </w:rPr>
-          <w:t xml:space="preserve"> </w:t>
-        </w:r>
-        <w:r>
-          <w:rPr>
-            <w:rStyle w:val="a7"/>
-            <w:noProof/>
-          </w:rPr>
-          <w:t>Технические</w:t>
-        </w:r>
-        <w:r>
-          <w:rPr>
-            <w:rStyle w:val="a7"/>
-            <w:noProof/>
-          </w:rPr>
-          <w:t xml:space="preserve"> </w:t>
-        </w:r>
-        <w:r>
-          <w:rPr>
-            <w:rStyle w:val="a7"/>
-            <w:noProof/>
-          </w:rPr>
-          <w:t>мероприятия</w:t>
-        </w:r>
-        <w:r>
-          <w:rPr>
-            <w:noProof/>
-            <w:webHidden/>
-          </w:rPr>
-          <w:tab/>
-        </w:r>
-        <w:r>
-          <w:rPr>
-            <w:noProof/>
-            <w:webHidden/>
-          </w:rPr>
-          <w:fldChar w:fldCharType="begin"/>
-        </w:r>
-        <w:r>
-          <w:rPr>
-            <w:noProof/>
-            <w:webHidden/>
-          </w:rPr>
-          <w:instrText xml:space="preserve"> PAGEREF _Toc220959695 \h </w:instrText>
-        </w:r>
-        <w:r>
-          <w:rPr>
-            <w:noProof/>
-            <w:webHidden/>
-          </w:rPr>
-        </w:r>
-        <w:r>
-          <w:rPr>
-            <w:noProof/>
-            <w:webHidden/>
-          </w:rPr>
-          <w:fldChar w:fldCharType="separate"/>
-        </w:r>
-        <w:r>
-          <w:rPr>
-            <w:noProof/>
-            <w:webHidden/>
-          </w:rPr>
-          <w:t>9</w:t>
-        </w:r>
-        <w:r>
-          <w:rPr>
-            <w:noProof/>
-            <w:webHidden/>
-          </w:rPr>
-          <w:fldChar w:fldCharType="end"/>
-        </w:r>
-      </w:hyperlink>
-    </w:p>
-    <w:p>
-      <w:pPr>
-        <w:pStyle w:val="21"/>
-        <w:tabs>
-          <w:tab w:val="right" w:leader="dot" w:pos="9345"/>
-        </w:tabs>
-        <w:rPr>
-          <w:rFonts w:asciiTheme="minorHAnsi" w:eastAsiaTheme="minorEastAsia" w:hAnsiTheme="minorHAnsi"/>
-          <w:noProof/>
-          <w:lang w:eastAsia="ru-RU"/>
-        </w:rPr>
-      </w:pPr>
-      <w:hyperlink w:anchor="_Toc220959696" w:history="1">
-        <w:r>
-          <w:rPr>
-            <w:rStyle w:val="a7"/>
-            <w:noProof/>
-          </w:rPr>
-          <w:t>7.7.</w:t>
-        </w:r>
-        <w:r>
-          <w:rPr>
-            <w:rStyle w:val="a7"/>
-            <w:noProof/>
-          </w:rPr>
-          <w:t xml:space="preserve"> </w:t>
-        </w:r>
-        <w:r>
-          <w:rPr>
-            <w:rStyle w:val="a7"/>
-            <w:noProof/>
-          </w:rPr>
-          <w:t>Организационные</w:t>
-        </w:r>
-        <w:r>
-          <w:rPr>
-            <w:rStyle w:val="a7"/>
-            <w:noProof/>
-          </w:rPr>
-          <w:t xml:space="preserve"> </w:t>
-        </w:r>
-        <w:r>
-          <w:rPr>
-            <w:rStyle w:val="a7"/>
-            <w:noProof/>
-          </w:rPr>
-          <w:t>мероприятия</w:t>
-        </w:r>
-        <w:r>
-          <w:rPr>
-            <w:noProof/>
-            <w:webHidden/>
-          </w:rPr>
-          <w:tab/>
-        </w:r>
-        <w:r>
-          <w:rPr>
-            <w:noProof/>
-            <w:webHidden/>
-          </w:rPr>
-          <w:fldChar w:fldCharType="begin"/>
-        </w:r>
-        <w:r>
-          <w:rPr>
-            <w:noProof/>
-            <w:webHidden/>
-          </w:rPr>
-          <w:instrText xml:space="preserve"> PAGEREF _Toc220959696 \h </w:instrText>
-        </w:r>
-        <w:r>
-          <w:rPr>
-            <w:noProof/>
-            <w:webHidden/>
-          </w:rPr>
-        </w:r>
-        <w:r>
-          <w:rPr>
-            <w:noProof/>
-            <w:webHidden/>
-          </w:rPr>
-          <w:fldChar w:fldCharType="separate"/>
-        </w:r>
-        <w:r>
-          <w:rPr>
-            <w:noProof/>
-            <w:webHidden/>
-          </w:rPr>
-          <w:t>9</w:t>
-        </w:r>
-        <w:r>
-          <w:rPr>
-            <w:noProof/>
-            <w:webHidden/>
-          </w:rPr>
-          <w:fldChar w:fldCharType="end"/>
-        </w:r>
-      </w:hyperlink>
-    </w:p>
-    <w:p>
-      <w:pPr>
-        <w:pStyle w:val="21"/>
-        <w:tabs>
-          <w:tab w:val="right" w:leader="dot" w:pos="9345"/>
-        </w:tabs>
-        <w:rPr>
-          <w:rFonts w:asciiTheme="minorHAnsi" w:eastAsiaTheme="minorEastAsia" w:hAnsiTheme="minorHAnsi"/>
-          <w:noProof/>
-          <w:lang w:eastAsia="ru-RU"/>
-        </w:rPr>
-      </w:pPr>
-      <w:hyperlink w:anchor="_Toc220959697" w:history="1">
-        <w:r>
-          <w:rPr>
-            <w:rStyle w:val="a7"/>
-            <w:noProof/>
-          </w:rPr>
-          <w:t>7.8.</w:t>
-        </w:r>
-        <w:r>
-          <w:rPr>
-            <w:rStyle w:val="a7"/>
-            <w:noProof/>
-          </w:rPr>
-          <w:t xml:space="preserve"> </w:t>
-        </w:r>
-        <w:r>
-          <w:rPr>
-            <w:rStyle w:val="a7"/>
-            <w:noProof/>
-          </w:rPr>
-          <w:t>Изменения</w:t>
-        </w:r>
-        <w:r>
-          <w:rPr>
-            <w:rStyle w:val="a7"/>
-            <w:noProof/>
-          </w:rPr>
-          <w:t xml:space="preserve"> </w:t>
-        </w:r>
-        <w:r>
-          <w:rPr>
-            <w:rStyle w:val="a7"/>
-            <w:noProof/>
-          </w:rPr>
-          <w:t>в</w:t>
-        </w:r>
-        <w:r>
-          <w:rPr>
-            <w:rStyle w:val="a7"/>
-            <w:noProof/>
-          </w:rPr>
-          <w:t xml:space="preserve"> </w:t>
-        </w:r>
-        <w:r>
-          <w:rPr>
-            <w:rStyle w:val="a7"/>
-            <w:noProof/>
-          </w:rPr>
-          <w:t>информационном</w:t>
-        </w:r>
-        <w:r>
-          <w:rPr>
-            <w:rStyle w:val="a7"/>
-            <w:noProof/>
-          </w:rPr>
-          <w:t xml:space="preserve"> </w:t>
-        </w:r>
-        <w:r>
-          <w:rPr>
-            <w:rStyle w:val="a7"/>
-            <w:noProof/>
-          </w:rPr>
-          <w:t>обеспечении</w:t>
-        </w:r>
-        <w:r>
-          <w:rPr>
-            <w:noProof/>
-            <w:webHidden/>
-          </w:rPr>
-          <w:tab/>
-        </w:r>
-        <w:r>
-          <w:rPr>
-            <w:noProof/>
-            <w:webHidden/>
-          </w:rPr>
-          <w:fldChar w:fldCharType="begin"/>
-        </w:r>
-        <w:r>
-          <w:rPr>
-            <w:noProof/>
-            <w:webHidden/>
-          </w:rPr>
-          <w:instrText xml:space="preserve"> PAGEREF _Toc220959697 \h </w:instrText>
-        </w:r>
-        <w:r>
-          <w:rPr>
-            <w:noProof/>
-            <w:webHidden/>
-          </w:rPr>
-        </w:r>
-        <w:r>
-          <w:rPr>
-            <w:noProof/>
-            <w:webHidden/>
-          </w:rPr>
-          <w:fldChar w:fldCharType="separate"/>
-        </w:r>
-        <w:r>
-          <w:rPr>
-            <w:noProof/>
-            <w:webHidden/>
-          </w:rPr>
-          <w:t>9</w:t>
-        </w:r>
-        <w:r>
-          <w:rPr>
-            <w:noProof/>
-            <w:webHidden/>
-          </w:rPr>
-          <w:fldChar w:fldCharType="end"/>
-        </w:r>
-      </w:hyperlink>
-    </w:p>
-    <w:p>
-      <w:pPr>
-        <w:pStyle w:val="11"/>
-        <w:tabs>
-          <w:tab w:val="right" w:leader="dot" w:pos="9345"/>
-        </w:tabs>
-        <w:rPr>
-          <w:rFonts w:asciiTheme="minorHAnsi" w:eastAsiaTheme="minorEastAsia" w:hAnsiTheme="minorHAnsi"/>
-          <w:noProof/>
-          <w:lang w:eastAsia="ru-RU"/>
-        </w:rPr>
-      </w:pPr>
-      <w:hyperlink w:anchor="_Toc220959698" w:history="1">
-        <w:r>
-          <w:rPr>
-            <w:rStyle w:val="a7"/>
-            <w:rFonts w:cs="Times New Roman"/>
-            <w:noProof/>
-          </w:rPr>
-          <w:t>8.</w:t>
-        </w:r>
-        <w:r>
-          <w:rPr>
-            <w:rStyle w:val="a7"/>
-            <w:rFonts w:cs="Times New Roman"/>
-            <w:noProof/>
-          </w:rPr>
-          <w:t xml:space="preserve"> </w:t>
-        </w:r>
-        <w:r>
-          <w:rPr>
-            <w:rStyle w:val="a7"/>
-            <w:rFonts w:cs="Times New Roman"/>
-            <w:noProof/>
-          </w:rPr>
-          <w:t>ТРЕБОВАНИЯ</w:t>
-        </w:r>
-        <w:r>
-          <w:rPr>
-            <w:rStyle w:val="a7"/>
-            <w:rFonts w:cs="Times New Roman"/>
-            <w:noProof/>
-          </w:rPr>
-          <w:t xml:space="preserve"> </w:t>
-        </w:r>
-        <w:r>
-          <w:rPr>
-            <w:rStyle w:val="a7"/>
-            <w:rFonts w:cs="Times New Roman"/>
-            <w:noProof/>
-          </w:rPr>
-          <w:t>К</w:t>
-        </w:r>
-        <w:r>
-          <w:rPr>
-            <w:rStyle w:val="a7"/>
-            <w:rFonts w:cs="Times New Roman"/>
-            <w:noProof/>
-          </w:rPr>
-          <w:t xml:space="preserve"> </w:t>
-        </w:r>
-        <w:r>
-          <w:rPr>
-            <w:rStyle w:val="a7"/>
-            <w:rFonts w:cs="Times New Roman"/>
-            <w:noProof/>
-          </w:rPr>
-          <w:t>ДОКУМЕНТИРОВАНИЮ</w:t>
-        </w:r>
-        <w:r>
-          <w:rPr>
-            <w:noProof/>
-            <w:webHidden/>
-          </w:rPr>
-          <w:tab/>
-        </w:r>
-        <w:r>
-          <w:rPr>
-            <w:noProof/>
-            <w:webHidden/>
-          </w:rPr>
-          <w:fldChar w:fldCharType="begin"/>
-        </w:r>
-        <w:r>
-          <w:rPr>
-            <w:noProof/>
-            <w:webHidden/>
-          </w:rPr>
-          <w:instrText xml:space="preserve"> PAGEREF _Toc220959698 \h </w:instrText>
-        </w:r>
-        <w:r>
-          <w:rPr>
-            <w:noProof/>
-            <w:webHidden/>
-          </w:rPr>
-        </w:r>
-        <w:r>
-          <w:rPr>
-            <w:noProof/>
-            <w:webHidden/>
-          </w:rPr>
-          <w:fldChar w:fldCharType="separate"/>
-        </w:r>
-        <w:r>
-          <w:rPr>
-            <w:noProof/>
-            <w:webHidden/>
-          </w:rPr>
-          <w:t>10</w:t>
-        </w:r>
-        <w:r>
-          <w:rPr>
-            <w:noProof/>
-            <w:webHidden/>
-          </w:rPr>
-          <w:fldChar w:fldCharType="end"/>
-        </w:r>
-      </w:hyperlink>
-    </w:p>
-    <w:p>
-      <w:pPr>
-        <w:pStyle w:val="11"/>
-        <w:tabs>
-          <w:tab w:val="right" w:leader="dot" w:pos="9345"/>
-        </w:tabs>
-        <w:rPr>
-          <w:rFonts w:asciiTheme="minorHAnsi" w:eastAsiaTheme="minorEastAsia" w:hAnsiTheme="minorHAnsi"/>
-          <w:noProof/>
-          <w:lang w:eastAsia="ru-RU"/>
-        </w:rPr>
-      </w:pPr>
-      <w:hyperlink w:anchor="_Toc220959699" w:history="1">
-        <w:r>
-          <w:rPr>
-            <w:rStyle w:val="a7"/>
-            <w:rFonts w:cs="Times New Roman"/>
-            <w:noProof/>
-          </w:rPr>
-          <w:t>9.</w:t>
-        </w:r>
-        <w:r>
-          <w:rPr>
-            <w:rStyle w:val="a7"/>
-            <w:rFonts w:cs="Times New Roman"/>
-            <w:noProof/>
-          </w:rPr>
-          <w:t xml:space="preserve"> </w:t>
-        </w:r>
-        <w:r>
-          <w:rPr>
-            <w:rStyle w:val="a7"/>
-            <w:rFonts w:cs="Times New Roman"/>
-            <w:noProof/>
-          </w:rPr>
-          <w:t>ИСТОЧНИКИ</w:t>
-        </w:r>
-        <w:r>
-          <w:rPr>
-            <w:rStyle w:val="a7"/>
-            <w:rFonts w:cs="Times New Roman"/>
-            <w:noProof/>
-          </w:rPr>
-          <w:t xml:space="preserve"> </w:t>
-        </w:r>
-        <w:r>
-          <w:rPr>
-            <w:rStyle w:val="a7"/>
-            <w:rFonts w:cs="Times New Roman"/>
-            <w:noProof/>
-          </w:rPr>
-          <w:t>РАЗРАБОТКИ</w:t>
-        </w:r>
-        <w:r>
-          <w:rPr>
-            <w:noProof/>
-            <w:webHidden/>
-          </w:rPr>
-          <w:tab/>
-        </w:r>
-        <w:r>
-          <w:rPr>
-            <w:noProof/>
-            <w:webHidden/>
-          </w:rPr>
-          <w:fldChar w:fldCharType="begin"/>
-        </w:r>
-        <w:r>
-          <w:rPr>
-            <w:noProof/>
-            <w:webHidden/>
-          </w:rPr>
-          <w:instrText xml:space="preserve"> PAGEREF _Toc220959699 \h </w:instrText>
-        </w:r>
-        <w:r>
-          <w:rPr>
-            <w:noProof/>
-            <w:webHidden/>
-          </w:rPr>
-        </w:r>
-        <w:r>
-          <w:rPr>
-            <w:noProof/>
-            <w:webHidden/>
-          </w:rPr>
-          <w:fldChar w:fldCharType="separate"/>
-        </w:r>
-        <w:r>
-          <w:rPr>
-            <w:noProof/>
-            <w:webHidden/>
-          </w:rPr>
-          <w:t>11</w:t>
-        </w:r>
-        <w:r>
-          <w:rPr>
-            <w:noProof/>
-            <w:webHidden/>
-          </w:rPr>
-          <w:fldChar w:fldCharType="end"/>
-        </w:r>
-      </w:hyperlink>
-    </w:p>
-    <w:p>
-      <w:pPr>
         <w:rPr>
           <w:rFonts w:ascii="Times New Roman" w:hAnsi="Times New Roman" w:cs="Times New Roman"/>
           <w:b/>
@@ -4103,7 +2798,7 @@
           <w:szCs w:val="28"/>
         </w:rPr>
       </w:pPr>
-      <w:bookmarkStart w:id="0" w:name="_Toc220959676"/>
+      <w:bookmarkStart w:id="0" w:name="_Toc229828898"/>
       <w:r>
         <w:rPr>
           <w:rFonts w:cs="Times New Roman"/>
@@ -4135,6 +2830,7 @@
           <w:szCs w:val="28"/>
         </w:rPr>
       </w:pPr>
+      <w:bookmarkStart w:id="1" w:name="_Toc229828899"/>
       <w:r>
         <w:rPr>
           <w:rFonts w:cs="Times New Roman"/>
@@ -4191,6 +2887,7 @@
         </w:rPr>
         <w:t>системы</w:t>
       </w:r>
+      <w:bookmarkEnd w:id="1"/>
     </w:p>
     <w:p>
       <w:pPr>
@@ -4239,6 +2936,7 @@
           <w:szCs w:val="28"/>
         </w:rPr>
       </w:pPr>
+      <w:bookmarkStart w:id="2" w:name="_Toc229828900"/>
       <w:r>
         <w:rPr>
           <w:rFonts w:cs="Times New Roman"/>
@@ -4351,6 +3049,7 @@
         </w:rPr>
         <w:t>Разработчика</w:t>
       </w:r>
+      <w:bookmarkEnd w:id="2"/>
     </w:p>
     <w:p>
       <w:pPr>
@@ -4834,6 +3533,7 @@
           <w:szCs w:val="28"/>
         </w:rPr>
       </w:pPr>
+      <w:bookmarkStart w:id="3" w:name="_Toc229828901"/>
       <w:r>
         <w:rPr>
           <w:rFonts w:cs="Times New Roman"/>
@@ -4911,6 +3611,7 @@
         </w:rPr>
         <w:t>ИС</w:t>
       </w:r>
+      <w:bookmarkEnd w:id="3"/>
     </w:p>
     <w:p>
       <w:pPr>
@@ -4969,25 +3670,7 @@
           <w:sz w:val="28"/>
           <w:szCs w:val="28"/>
         </w:rPr>
-        <w:t xml:space="preserve"> (далее </w:t>
-      </w:r>
-      <w:proofErr w:type="spellStart"/>
-      <w:r>
-        <w:rPr>
-          <w:rFonts w:ascii="Times New Roman" w:hAnsi="Times New Roman" w:cs="Times New Roman"/>
-          <w:sz w:val="28"/>
-          <w:szCs w:val="28"/>
-        </w:rPr>
-        <w:t>ИнП</w:t>
-      </w:r>
-      <w:proofErr w:type="spellEnd"/>
-      <w:r>
-        <w:rPr>
-          <w:rFonts w:ascii="Times New Roman" w:hAnsi="Times New Roman" w:cs="Times New Roman"/>
-          <w:sz w:val="28"/>
-          <w:szCs w:val="28"/>
-        </w:rPr>
-        <w:t>)</w:t>
+        <w:t xml:space="preserve"> (далее ИнП)</w:t>
       </w:r>
       <w:r>
         <w:rPr>
@@ -5513,7 +4196,6 @@
         </w:rPr>
         <w:t xml:space="preserve"> </w:t>
       </w:r>
-      <w:proofErr w:type="spellStart"/>
       <w:r>
         <w:rPr>
           <w:rFonts w:ascii="Times New Roman" w:hAnsi="Times New Roman" w:cs="Times New Roman"/>
@@ -5522,7 +4204,6 @@
         </w:rPr>
         <w:t>ИнП</w:t>
       </w:r>
-      <w:proofErr w:type="spellEnd"/>
       <w:r>
         <w:rPr>
           <w:rFonts w:ascii="Times New Roman" w:hAnsi="Times New Roman" w:cs="Times New Roman"/>
@@ -5738,7 +4419,6 @@
           <w:szCs w:val="28"/>
         </w:rPr>
       </w:pPr>
-      <w:bookmarkStart w:id="1" w:name="_Toc220959677"/>
       <w:r>
         <w:rPr>
           <w:rFonts w:cs="Times New Roman"/>
@@ -5755,6 +4435,7 @@
           <w:szCs w:val="28"/>
         </w:rPr>
       </w:pPr>
+      <w:bookmarkStart w:id="4" w:name="_Toc229828902"/>
       <w:r>
         <w:rPr>
           <w:rFonts w:cs="Times New Roman"/>
@@ -5833,7 +4514,7 @@
         </w:rPr>
         <w:t>СИСТЕМЫ</w:t>
       </w:r>
-      <w:bookmarkEnd w:id="1"/>
+      <w:bookmarkEnd w:id="4"/>
     </w:p>
     <w:p>
       <w:pPr>
@@ -5853,7 +4534,7 @@
           <w:szCs w:val="28"/>
         </w:rPr>
       </w:pPr>
-      <w:bookmarkStart w:id="2" w:name="_Toc220959678"/>
+      <w:bookmarkStart w:id="5" w:name="_Toc229828903"/>
       <w:r>
         <w:rPr>
           <w:rFonts w:cs="Times New Roman"/>
@@ -5896,7 +4577,7 @@
         </w:rPr>
         <w:t>системы</w:t>
       </w:r>
-      <w:bookmarkEnd w:id="2"/>
+      <w:bookmarkEnd w:id="5"/>
     </w:p>
     <w:p>
       <w:pPr>
@@ -6234,7 +4915,7 @@
       <w:pPr>
         <w:pStyle w:val="2"/>
       </w:pPr>
-      <w:bookmarkStart w:id="3" w:name="_Toc220959679"/>
+      <w:bookmarkStart w:id="6" w:name="_Toc229828904"/>
       <w:r>
         <w:t>2.2</w:t>
       </w:r>
@@ -6259,7 +4940,7 @@
       <w:r>
         <w:t>системы</w:t>
       </w:r>
-      <w:bookmarkEnd w:id="3"/>
+      <w:bookmarkEnd w:id="6"/>
     </w:p>
     <w:p>
       <w:pPr>
@@ -6326,7 +5007,23 @@
           <w:sz w:val="28"/>
           <w:szCs w:val="28"/>
         </w:rPr>
-        <w:t>«Taxishka»</w:t>
+        <w:t>«</w:t>
+      </w:r>
+      <w:r>
+        <w:rPr>
+          <w:rFonts w:ascii="Times New Roman" w:hAnsi="Times New Roman" w:cs="Times New Roman"/>
+          <w:sz w:val="28"/>
+          <w:szCs w:val="28"/>
+        </w:rPr>
+        <w:t>ИнП</w:t>
+      </w:r>
+      <w:r>
+        <w:rPr>
+          <w:rFonts w:ascii="Times New Roman" w:hAnsi="Times New Roman" w:cs="Times New Roman"/>
+          <w:sz w:val="28"/>
+          <w:szCs w:val="28"/>
+        </w:rPr>
+        <w:t>»</w:t>
       </w:r>
       <w:r>
         <w:rPr>
@@ -6470,7 +5167,6 @@
           <w:sz w:val="28"/>
           <w:szCs w:val="28"/>
         </w:rPr>
-        <w:lastRenderedPageBreak/>
         <w:t>-</w:t>
       </w:r>
       <w:r>
@@ -6536,7 +5232,6 @@
           <w:szCs w:val="28"/>
         </w:rPr>
       </w:pPr>
-      <w:bookmarkStart w:id="4" w:name="_Toc220959680"/>
       <w:r>
         <w:rPr>
           <w:rFonts w:cs="Times New Roman"/>
@@ -6553,6 +5248,7 @@
           <w:szCs w:val="28"/>
         </w:rPr>
       </w:pPr>
+      <w:bookmarkStart w:id="7" w:name="_Toc229828905"/>
       <w:r>
         <w:rPr>
           <w:rFonts w:cs="Times New Roman"/>
@@ -6603,7 +5299,7 @@
         </w:rPr>
         <w:t>АВТОМАТИЗАЦИИ</w:t>
       </w:r>
-      <w:bookmarkEnd w:id="4"/>
+      <w:bookmarkEnd w:id="7"/>
     </w:p>
     <w:p>
       <w:pPr>
@@ -7113,7 +5809,6 @@
           <w:szCs w:val="28"/>
         </w:rPr>
       </w:pPr>
-      <w:bookmarkStart w:id="5" w:name="_Toc220959681"/>
       <w:r>
         <w:rPr>
           <w:rFonts w:cs="Times New Roman"/>
@@ -7130,6 +5825,7 @@
           <w:szCs w:val="28"/>
         </w:rPr>
       </w:pPr>
+      <w:bookmarkStart w:id="8" w:name="_Toc229828906"/>
       <w:r>
         <w:rPr>
           <w:rFonts w:cs="Times New Roman"/>
@@ -7180,7 +5876,7 @@
         </w:rPr>
         <w:t>СИСТЕМЕ</w:t>
       </w:r>
-      <w:bookmarkEnd w:id="5"/>
+      <w:bookmarkEnd w:id="8"/>
     </w:p>
     <w:p>
       <w:pPr>
@@ -7200,7 +5896,7 @@
           <w:szCs w:val="28"/>
         </w:rPr>
       </w:pPr>
-      <w:bookmarkStart w:id="6" w:name="_Toc220959683"/>
+      <w:bookmarkStart w:id="9" w:name="_Toc229828907"/>
       <w:r>
         <w:rPr>
           <w:rFonts w:cs="Times New Roman"/>
@@ -7278,6 +5974,7 @@
         </w:rPr>
         <w:t>целом</w:t>
       </w:r>
+      <w:bookmarkEnd w:id="9"/>
     </w:p>
     <w:p>
       <w:pPr>
@@ -8870,6 +7567,7 @@
           <w:szCs w:val="28"/>
         </w:rPr>
       </w:pPr>
+      <w:bookmarkStart w:id="10" w:name="_Toc229828908"/>
       <w:r>
         <w:rPr>
           <w:rFonts w:cs="Times New Roman"/>
@@ -8947,7 +7645,7 @@
         </w:rPr>
         <w:t>системой</w:t>
       </w:r>
-      <w:bookmarkEnd w:id="6"/>
+      <w:bookmarkEnd w:id="10"/>
     </w:p>
     <w:p>
       <w:pPr>
@@ -8966,43 +7664,7 @@
           <w:sz w:val="28"/>
           <w:szCs w:val="28"/>
         </w:rPr>
-        <w:t xml:space="preserve">- Регистрация и авторизация: создание учётной записи по </w:t>
-      </w:r>
-      <w:proofErr w:type="spellStart"/>
-      <w:r>
-        <w:rPr>
-          <w:rFonts w:ascii="Times New Roman" w:hAnsi="Times New Roman" w:cs="Times New Roman"/>
-          <w:sz w:val="28"/>
-          <w:szCs w:val="28"/>
-        </w:rPr>
-        <w:t>email</w:t>
-      </w:r>
-      <w:proofErr w:type="spellEnd"/>
-      <w:r>
-        <w:rPr>
-          <w:rFonts w:ascii="Times New Roman" w:hAnsi="Times New Roman" w:cs="Times New Roman"/>
-          <w:sz w:val="28"/>
-          <w:szCs w:val="28"/>
-        </w:rPr>
-        <w:t xml:space="preserve">/телефону, вход в систему с использованием пароля или </w:t>
-      </w:r>
-      <w:proofErr w:type="spellStart"/>
-      <w:r>
-        <w:rPr>
-          <w:rFonts w:ascii="Times New Roman" w:hAnsi="Times New Roman" w:cs="Times New Roman"/>
-          <w:sz w:val="28"/>
-          <w:szCs w:val="28"/>
-        </w:rPr>
-        <w:t>OAuth</w:t>
-      </w:r>
-      <w:proofErr w:type="spellEnd"/>
-      <w:r>
-        <w:rPr>
-          <w:rFonts w:ascii="Times New Roman" w:hAnsi="Times New Roman" w:cs="Times New Roman"/>
-          <w:sz w:val="28"/>
-          <w:szCs w:val="28"/>
-        </w:rPr>
-        <w:t>.</w:t>
+        <w:t>- Регистрация и авторизация: создание учётной записи по email/телефону, вход в систему с использованием пароля или OAuth.</w:t>
       </w:r>
     </w:p>
     <w:p>
@@ -9062,7 +7724,6 @@
           <w:sz w:val="28"/>
           <w:szCs w:val="28"/>
         </w:rPr>
-        <w:lastRenderedPageBreak/>
         <w:t>- Расчёт средней стоимости портфеля: автоматический расчёт на основе истории операций с учётом всех сделок.</w:t>
       </w:r>
     </w:p>
@@ -9123,43 +7784,7 @@
           <w:sz w:val="28"/>
           <w:szCs w:val="28"/>
         </w:rPr>
-        <w:t xml:space="preserve">- Уведомления: отправка </w:t>
-      </w:r>
-      <w:proofErr w:type="spellStart"/>
-      <w:r>
-        <w:rPr>
-          <w:rFonts w:ascii="Times New Roman" w:hAnsi="Times New Roman" w:cs="Times New Roman"/>
-          <w:sz w:val="28"/>
-          <w:szCs w:val="28"/>
-        </w:rPr>
-        <w:t>push</w:t>
-      </w:r>
-      <w:proofErr w:type="spellEnd"/>
-      <w:r>
-        <w:rPr>
-          <w:rFonts w:ascii="Times New Roman" w:hAnsi="Times New Roman" w:cs="Times New Roman"/>
-          <w:sz w:val="28"/>
-          <w:szCs w:val="28"/>
-        </w:rPr>
-        <w:t xml:space="preserve"> уведомлений или </w:t>
-      </w:r>
-      <w:proofErr w:type="spellStart"/>
-      <w:r>
-        <w:rPr>
-          <w:rFonts w:ascii="Times New Roman" w:hAnsi="Times New Roman" w:cs="Times New Roman"/>
-          <w:sz w:val="28"/>
-          <w:szCs w:val="28"/>
-        </w:rPr>
-        <w:t>email</w:t>
-      </w:r>
-      <w:proofErr w:type="spellEnd"/>
-      <w:r>
-        <w:rPr>
-          <w:rFonts w:ascii="Times New Roman" w:hAnsi="Times New Roman" w:cs="Times New Roman"/>
-          <w:sz w:val="28"/>
-          <w:szCs w:val="28"/>
-        </w:rPr>
-        <w:t xml:space="preserve"> о потенциально выгодных сделках (например, при росте цены актива выше заданного порога).</w:t>
+        <w:t>- Уведомления: отправка push уведомлений или email о потенциально выгодных сделках (например, при росте цены актива выше заданного порога).</w:t>
       </w:r>
     </w:p>
     <w:p>
@@ -9192,7 +7817,7 @@
           <w:szCs w:val="28"/>
         </w:rPr>
       </w:pPr>
-      <w:bookmarkStart w:id="7" w:name="_Toc220959684"/>
+      <w:bookmarkStart w:id="11" w:name="_Toc229828909"/>
       <w:r>
         <w:rPr>
           <w:rFonts w:cs="Times New Roman"/>
@@ -9256,7 +7881,7 @@
         </w:rPr>
         <w:t>обеспечения</w:t>
       </w:r>
-      <w:bookmarkEnd w:id="7"/>
+      <w:bookmarkEnd w:id="11"/>
     </w:p>
     <w:p>
       <w:pPr>
@@ -9351,26 +7976,25 @@
           <w:sz w:val="28"/>
           <w:szCs w:val="28"/>
         </w:rPr>
-        <w:t>-</w:t>
-      </w:r>
-      <w:r>
-        <w:rPr>
-          <w:rFonts w:ascii="Times New Roman" w:hAnsi="Times New Roman" w:cs="Times New Roman"/>
-          <w:sz w:val="28"/>
-          <w:szCs w:val="28"/>
-        </w:rPr>
-        <w:t xml:space="preserve"> </w:t>
-      </w:r>
-      <w:proofErr w:type="spellStart"/>
-      <w:r>
-        <w:rPr>
-          <w:rFonts w:ascii="Times New Roman" w:hAnsi="Times New Roman" w:cs="Times New Roman"/>
-          <w:sz w:val="28"/>
-          <w:szCs w:val="28"/>
-        </w:rPr>
-        <w:t>PostgreSQL</w:t>
-      </w:r>
-      <w:proofErr w:type="spellEnd"/>
+        <w:t>–</w:t>
+      </w:r>
+      <w:r>
+        <w:rPr>
+          <w:rFonts w:ascii="Times New Roman" w:hAnsi="Times New Roman" w:cs="Times New Roman"/>
+          <w:sz w:val="28"/>
+          <w:szCs w:val="28"/>
+        </w:rPr>
+        <w:t xml:space="preserve"> </w:t>
+      </w:r>
+      <w:r>
+        <w:rPr>
+          <w:rFonts w:ascii="Times New Roman" w:hAnsi="Times New Roman" w:cs="Times New Roman"/>
+          <w:sz w:val="28"/>
+          <w:szCs w:val="28"/>
+          <w:lang w:val="en-US"/>
+        </w:rPr>
+        <w:t>Sqlite</w:t>
+      </w:r>
       <w:r>
         <w:rPr>
           <w:rFonts w:ascii="Times New Roman" w:hAnsi="Times New Roman" w:cs="Times New Roman"/>
@@ -9556,25 +8180,7 @@
           <w:sz w:val="28"/>
           <w:szCs w:val="28"/>
         </w:rPr>
-        <w:t>Web-интерфейс администрирования: Поддержка современных браузеров (</w:t>
-      </w:r>
-      <w:proofErr w:type="spellStart"/>
-      <w:r>
-        <w:rPr>
-          <w:rFonts w:ascii="Times New Roman" w:hAnsi="Times New Roman" w:cs="Times New Roman"/>
-          <w:sz w:val="28"/>
-          <w:szCs w:val="28"/>
-        </w:rPr>
-        <w:t>Chrome</w:t>
-      </w:r>
-      <w:proofErr w:type="spellEnd"/>
-      <w:r>
-        <w:rPr>
-          <w:rFonts w:ascii="Times New Roman" w:hAnsi="Times New Roman" w:cs="Times New Roman"/>
-          <w:sz w:val="28"/>
-          <w:szCs w:val="28"/>
-        </w:rPr>
-        <w:t xml:space="preserve">, </w:t>
+        <w:t xml:space="preserve">Web-интерфейс администрирования: Поддержка современных браузеров (Chrome, </w:t>
       </w:r>
       <w:r>
         <w:rPr>
@@ -9692,7 +8298,6 @@
           <w:szCs w:val="28"/>
         </w:rPr>
       </w:pPr>
-      <w:bookmarkStart w:id="8" w:name="_Toc220959685"/>
       <w:r>
         <w:rPr>
           <w:rFonts w:cs="Times New Roman"/>
@@ -9709,12 +8314,12 @@
           <w:szCs w:val="28"/>
         </w:rPr>
       </w:pPr>
+      <w:bookmarkStart w:id="12" w:name="_Toc229828910"/>
       <w:r>
         <w:rPr>
           <w:rFonts w:cs="Times New Roman"/>
           <w:szCs w:val="28"/>
         </w:rPr>
-        <w:lastRenderedPageBreak/>
         <w:t>5.</w:t>
       </w:r>
       <w:r>
@@ -9815,7 +8420,7 @@
         </w:rPr>
         <w:t>СИСТЕМЫ</w:t>
       </w:r>
-      <w:bookmarkEnd w:id="8"/>
+      <w:bookmarkEnd w:id="12"/>
     </w:p>
     <w:p>
       <w:pPr>
@@ -9910,7 +8515,6 @@
         </w:rPr>
         <w:t>«</w:t>
       </w:r>
-      <w:proofErr w:type="spellStart"/>
       <w:r>
         <w:rPr>
           <w:rFonts w:ascii="Times New Roman" w:hAnsi="Times New Roman" w:cs="Times New Roman"/>
@@ -9919,7 +8523,6 @@
         </w:rPr>
         <w:t>ИнП</w:t>
       </w:r>
-      <w:proofErr w:type="spellEnd"/>
       <w:r>
         <w:rPr>
           <w:rFonts w:ascii="Times New Roman" w:hAnsi="Times New Roman" w:cs="Times New Roman"/>
@@ -10055,70 +8658,6 @@
           <w:szCs w:val="28"/>
         </w:rPr>
         <w:t>этапов</w:t>
-      </w:r>
-      <w:r>
-        <w:rPr>
-          <w:rFonts w:ascii="Times New Roman" w:hAnsi="Times New Roman" w:cs="Times New Roman"/>
-          <w:sz w:val="28"/>
-          <w:szCs w:val="28"/>
-        </w:rPr>
-        <w:t xml:space="preserve"> </w:t>
-      </w:r>
-      <w:r>
-        <w:rPr>
-          <w:rFonts w:ascii="Times New Roman" w:hAnsi="Times New Roman" w:cs="Times New Roman"/>
-          <w:sz w:val="28"/>
-          <w:szCs w:val="28"/>
-        </w:rPr>
-        <w:t>(X,</w:t>
-      </w:r>
-      <w:r>
-        <w:rPr>
-          <w:rFonts w:ascii="Times New Roman" w:hAnsi="Times New Roman" w:cs="Times New Roman"/>
-          <w:sz w:val="28"/>
-          <w:szCs w:val="28"/>
-        </w:rPr>
-        <w:t xml:space="preserve"> </w:t>
-      </w:r>
-      <w:r>
-        <w:rPr>
-          <w:rFonts w:ascii="Times New Roman" w:hAnsi="Times New Roman" w:cs="Times New Roman"/>
-          <w:sz w:val="28"/>
-          <w:szCs w:val="28"/>
-        </w:rPr>
-        <w:t>Y,</w:t>
-      </w:r>
-      <w:r>
-        <w:rPr>
-          <w:rFonts w:ascii="Times New Roman" w:hAnsi="Times New Roman" w:cs="Times New Roman"/>
-          <w:sz w:val="28"/>
-          <w:szCs w:val="28"/>
-        </w:rPr>
-        <w:t xml:space="preserve"> </w:t>
-      </w:r>
-      <w:r>
-        <w:rPr>
-          <w:rFonts w:ascii="Times New Roman" w:hAnsi="Times New Roman" w:cs="Times New Roman"/>
-          <w:sz w:val="28"/>
-          <w:szCs w:val="28"/>
-        </w:rPr>
-        <w:t>Z</w:t>
-      </w:r>
-      <w:r>
-        <w:rPr>
-          <w:rFonts w:ascii="Times New Roman" w:hAnsi="Times New Roman" w:cs="Times New Roman"/>
-          <w:sz w:val="28"/>
-          <w:szCs w:val="28"/>
-        </w:rPr>
-        <w:t xml:space="preserve"> </w:t>
-      </w:r>
-      <w:r>
-        <w:rPr>
-          <w:rFonts w:ascii="Times New Roman" w:hAnsi="Times New Roman" w:cs="Times New Roman"/>
-          <w:sz w:val="28"/>
-          <w:szCs w:val="28"/>
-        </w:rPr>
-        <w:t>месяцев)</w:t>
       </w:r>
       <w:r>
         <w:rPr>
@@ -11511,7 +10050,6 @@
           <w:szCs w:val="28"/>
         </w:rPr>
       </w:pPr>
-      <w:bookmarkStart w:id="9" w:name="_Toc220959686"/>
       <w:r>
         <w:rPr>
           <w:rFonts w:cs="Times New Roman"/>
@@ -11528,12 +10066,12 @@
           <w:szCs w:val="28"/>
         </w:rPr>
       </w:pPr>
+      <w:bookmarkStart w:id="13" w:name="_Toc229828911"/>
       <w:r>
         <w:rPr>
           <w:rFonts w:cs="Times New Roman"/>
           <w:szCs w:val="28"/>
         </w:rPr>
-        <w:lastRenderedPageBreak/>
         <w:t>6.</w:t>
       </w:r>
       <w:r>
@@ -11606,7 +10144,7 @@
         </w:rPr>
         <w:t>СИСТЕМЫ</w:t>
       </w:r>
-      <w:bookmarkEnd w:id="9"/>
+      <w:bookmarkEnd w:id="13"/>
     </w:p>
     <w:p>
       <w:pPr>
@@ -11621,7 +10159,7 @@
       <w:pPr>
         <w:pStyle w:val="2"/>
       </w:pPr>
-      <w:bookmarkStart w:id="10" w:name="_Toc220959687"/>
+      <w:bookmarkStart w:id="14" w:name="_Toc229828912"/>
       <w:r>
         <w:t>6.1.</w:t>
       </w:r>
@@ -11655,7 +10193,7 @@
       <w:r>
         <w:t>системы</w:t>
       </w:r>
-      <w:bookmarkEnd w:id="10"/>
+      <w:bookmarkEnd w:id="14"/>
     </w:p>
     <w:p>
       <w:pPr>
@@ -11692,7 +10230,6 @@
         </w:rPr>
         <w:t>«</w:t>
       </w:r>
-      <w:proofErr w:type="spellStart"/>
       <w:r>
         <w:rPr>
           <w:rFonts w:ascii="Times New Roman" w:hAnsi="Times New Roman" w:cs="Times New Roman"/>
@@ -11701,7 +10238,6 @@
         </w:rPr>
         <w:t>ИнП</w:t>
       </w:r>
-      <w:proofErr w:type="spellEnd"/>
       <w:r>
         <w:rPr>
           <w:rFonts w:ascii="Times New Roman" w:hAnsi="Times New Roman" w:cs="Times New Roman"/>
@@ -13693,7 +12229,6 @@
           <w:szCs w:val="26"/>
         </w:rPr>
       </w:pPr>
-      <w:bookmarkStart w:id="11" w:name="_Toc220959688"/>
       <w:r>
         <w:br w:type="page"/>
       </w:r>
@@ -13702,8 +12237,8 @@
       <w:pPr>
         <w:pStyle w:val="2"/>
       </w:pPr>
-      <w:r>
-        <w:lastRenderedPageBreak/>
+      <w:bookmarkStart w:id="15" w:name="_Toc229828913"/>
+      <w:r>
         <w:t>6.2.</w:t>
       </w:r>
       <w:r>
@@ -13742,7 +12277,7 @@
       <w:r>
         <w:t>стадиям</w:t>
       </w:r>
-      <w:bookmarkEnd w:id="11"/>
+      <w:bookmarkEnd w:id="15"/>
     </w:p>
     <w:p>
       <w:pPr>
@@ -15786,7 +14321,6 @@
           <w:szCs w:val="28"/>
         </w:rPr>
       </w:pPr>
-      <w:bookmarkStart w:id="12" w:name="_Toc220959689"/>
       <w:r>
         <w:rPr>
           <w:rFonts w:cs="Times New Roman"/>
@@ -15803,12 +14337,12 @@
           <w:szCs w:val="28"/>
         </w:rPr>
       </w:pPr>
+      <w:bookmarkStart w:id="16" w:name="_Toc229828914"/>
       <w:r>
         <w:rPr>
           <w:rFonts w:cs="Times New Roman"/>
           <w:szCs w:val="28"/>
         </w:rPr>
-        <w:lastRenderedPageBreak/>
         <w:t>7.</w:t>
       </w:r>
       <w:r>
@@ -16021,7 +14555,7 @@
         </w:rPr>
         <w:t>ДЕЙСТВИЕ</w:t>
       </w:r>
-      <w:bookmarkEnd w:id="12"/>
+      <w:bookmarkEnd w:id="16"/>
     </w:p>
     <w:p>
       <w:pPr>
@@ -16045,7 +14579,6 @@
           <w:rFonts w:ascii="Times New Roman" w:hAnsi="Times New Roman" w:cs="Times New Roman"/>
           <w:sz w:val="28"/>
           <w:szCs w:val="28"/>
-          <w:lang w:val="en-US"/>
         </w:rPr>
         <w:t>:</w:t>
       </w:r>
@@ -16192,7 +14725,6 @@
           <w:szCs w:val="28"/>
         </w:rPr>
       </w:pPr>
-      <w:bookmarkStart w:id="13" w:name="_Toc220959698"/>
       <w:r>
         <w:rPr>
           <w:rFonts w:cs="Times New Roman"/>
@@ -16209,12 +14741,12 @@
           <w:szCs w:val="28"/>
         </w:rPr>
       </w:pPr>
+      <w:bookmarkStart w:id="17" w:name="_Toc229828915"/>
       <w:r>
         <w:rPr>
           <w:rFonts w:cs="Times New Roman"/>
           <w:szCs w:val="28"/>
         </w:rPr>
-        <w:lastRenderedPageBreak/>
         <w:t>8.</w:t>
       </w:r>
       <w:r>
@@ -16259,7 +14791,7 @@
         </w:rPr>
         <w:t>ДОКУМЕНТИРОВАНИЮ</w:t>
       </w:r>
-      <w:bookmarkEnd w:id="13"/>
+      <w:bookmarkEnd w:id="17"/>
     </w:p>
     <w:p>
       <w:pPr>
@@ -17027,49 +15559,29 @@
         </w:rPr>
         <w:t xml:space="preserve"> </w:t>
       </w:r>
-      <w:proofErr w:type="spellStart"/>
-      <w:r>
-        <w:rPr>
-          <w:rFonts w:ascii="Times New Roman" w:hAnsi="Times New Roman" w:cs="Times New Roman"/>
-          <w:sz w:val="28"/>
-          <w:szCs w:val="28"/>
-        </w:rPr>
-        <w:t>iOS</w:t>
-      </w:r>
-      <w:proofErr w:type="spellEnd"/>
-      <w:r>
-        <w:rPr>
-          <w:rFonts w:ascii="Times New Roman" w:hAnsi="Times New Roman" w:cs="Times New Roman"/>
-          <w:sz w:val="28"/>
-          <w:szCs w:val="28"/>
-        </w:rPr>
-        <w:t>,</w:t>
-      </w:r>
-      <w:r>
-        <w:rPr>
-          <w:rFonts w:ascii="Times New Roman" w:hAnsi="Times New Roman" w:cs="Times New Roman"/>
-          <w:sz w:val="28"/>
-          <w:szCs w:val="28"/>
-        </w:rPr>
-        <w:t xml:space="preserve"> </w:t>
-      </w:r>
-      <w:proofErr w:type="spellStart"/>
-      <w:r>
-        <w:rPr>
-          <w:rFonts w:ascii="Times New Roman" w:hAnsi="Times New Roman" w:cs="Times New Roman"/>
-          <w:sz w:val="28"/>
-          <w:szCs w:val="28"/>
-        </w:rPr>
-        <w:t>Android</w:t>
-      </w:r>
-      <w:proofErr w:type="spellEnd"/>
-      <w:r>
-        <w:rPr>
-          <w:rFonts w:ascii="Times New Roman" w:hAnsi="Times New Roman" w:cs="Times New Roman"/>
-          <w:sz w:val="28"/>
-          <w:szCs w:val="28"/>
-        </w:rPr>
-        <w:t>).</w:t>
+      <w:r>
+        <w:rPr>
+          <w:rFonts w:ascii="Times New Roman" w:hAnsi="Times New Roman" w:cs="Times New Roman"/>
+          <w:sz w:val="28"/>
+          <w:szCs w:val="28"/>
+        </w:rPr>
+        <w:t>iOS,</w:t>
+      </w:r>
+      <w:r>
+        <w:rPr>
+          <w:rFonts w:ascii="Times New Roman" w:hAnsi="Times New Roman" w:cs="Times New Roman"/>
+          <w:sz w:val="28"/>
+          <w:szCs w:val="28"/>
+        </w:rPr>
+        <w:t xml:space="preserve"> </w:t>
+      </w:r>
+      <w:r>
+        <w:rPr>
+          <w:rFonts w:ascii="Times New Roman" w:hAnsi="Times New Roman" w:cs="Times New Roman"/>
+          <w:sz w:val="28"/>
+          <w:szCs w:val="28"/>
+        </w:rPr>
+        <w:t>Android).</w:t>
       </w:r>
     </w:p>
     <w:p>
@@ -18877,7 +17389,6 @@
           <w:sz w:val="28"/>
           <w:szCs w:val="28"/>
         </w:rPr>
-        <w:lastRenderedPageBreak/>
         <w:t>В</w:t>
       </w:r>
       <w:r>
@@ -19258,7 +17769,6 @@
           <w:szCs w:val="28"/>
         </w:rPr>
       </w:pPr>
-      <w:bookmarkStart w:id="14" w:name="_Toc220959699"/>
       <w:r>
         <w:rPr>
           <w:rFonts w:cs="Times New Roman"/>
@@ -19275,12 +17785,12 @@
           <w:szCs w:val="28"/>
         </w:rPr>
       </w:pPr>
+      <w:bookmarkStart w:id="18" w:name="_Toc229828916"/>
       <w:r>
         <w:rPr>
           <w:rFonts w:cs="Times New Roman"/>
           <w:szCs w:val="28"/>
         </w:rPr>
-        <w:lastRenderedPageBreak/>
         <w:t>9.</w:t>
       </w:r>
       <w:r>
@@ -19311,7 +17821,7 @@
         </w:rPr>
         <w:t>РАЗРАБОТКИ</w:t>
       </w:r>
-      <w:bookmarkEnd w:id="14"/>
+      <w:bookmarkEnd w:id="18"/>
     </w:p>
     <w:p>
       <w:pPr>
@@ -23959,6 +22469,7 @@
   <w:style w:type="character" w:default="1" w:styleId="a0">
     <w:name w:val="Default Paragraph Font"/>
     <w:uiPriority w:val="1"/>
+    <w:semiHidden/>
     <w:unhideWhenUsed/>
   </w:style>
   <w:style w:type="table" w:default="1" w:styleId="a1">
